--- a/docs/fa/docx/SIM800C-DTMF-STM32F407-report.docx
+++ b/docs/fa/docx/SIM800C-DTMF-STM32F407-report.docx
@@ -122,7 +122,7 @@
         <w:pStyle w:val="Normal"/>
         <w:keepNext w:val="true"/>
         <w:bidi w:val="1"/>
-        <w:spacing w:lineRule="auto" w:line="266" w:before="140" w:after="80"/>
+        <w:spacing w:lineRule="auto" w:line="264" w:before="140" w:after="80"/>
         <w:jc w:val="left"/>
         <w:rPr>
           <w:b/>
@@ -152,17 +152,15 @@
         <w:pStyle w:val="Normal"/>
         <w:keepNext w:val="false"/>
         <w:bidi w:val="1"/>
-        <w:spacing w:lineRule="auto" w:line="266" w:before="0" w:after="80"/>
+        <w:spacing w:lineRule="auto" w:line="264" w:before="0" w:after="80"/>
         <w:jc w:val="both"/>
         <w:rPr>
-          <w:color w:val="000000"/>
-          <w:sz w:val="26"/>
-          <w:szCs w:val="26"/>
-        </w:rPr>
-      </w:pPr>
-      <w:r>
-        <w:rPr>
-          <w:rFonts w:ascii="Noto Naskh Arabic" w:hAnsi="Noto Naskh Arabic" w:eastAsia="Noto Naskh Arabic"/>
+          <w:rFonts w:ascii="LM Roman Slanted 9" w:hAnsi="LM Roman Slanted 9" w:cs="LM Roman Slanted 9"/>
+        </w:rPr>
+      </w:pPr>
+      <w:r>
+        <w:rPr>
+          <w:rFonts w:ascii="LM Roman Slanted 9" w:hAnsi="LM Roman Slanted 9" w:eastAsia="Noto Naskh Arabic" w:cs="LM Roman Slanted 9"/>
           <w:b w:val="false"/>
           <w:b w:val="false"/>
           <w:color w:val="000000"/>
@@ -171,58 +169,42 @@
           <w:szCs w:val="26"/>
           <w:rtl w:val="true"/>
         </w:rPr>
-        <w:t xml:space="preserve">در گزارش قبلی، روش دریافت </w:t>
-      </w:r>
-      <w:r>
-        <w:rPr>
-          <w:rFonts w:eastAsia="DejaVu Sans Mono" w:cs="DejaVu Sans Mono" w:ascii="DejaVu Sans Mono" w:hAnsi="DejaVu Sans Mono"/>
+        <w:t xml:space="preserve">در گزارش </w:t>
+      </w:r>
+      <w:r>
+        <w:rPr>
+          <w:rFonts w:ascii="LM Roman Slanted 9" w:hAnsi="LM Roman Slanted 9" w:eastAsia="Noto Naskh Arabic" w:cs="LM Roman Slanted 9"/>
+          <w:b w:val="false"/>
           <w:b w:val="false"/>
           <w:bCs w:val="false"/>
-          <w:color w:val="000000"/>
-          <w:sz w:val="26"/>
-          <w:szCs w:val="26"/>
-        </w:rPr>
-        <w:t>DTMF</w:t>
-      </w:r>
-      <w:r>
-        <w:rPr>
-          <w:rFonts w:eastAsia="Noto Naskh Arabic" w:cs="Noto Naskh Arabic"/>
-          <w:b w:val="false"/>
-          <w:color w:val="000000"/>
-          <w:sz w:val="26"/>
-          <w:szCs w:val="26"/>
-          <w:rtl w:val="true"/>
-        </w:rPr>
-        <w:t xml:space="preserve"> </w:t>
-      </w:r>
-      <w:r>
-        <w:rPr>
-          <w:rFonts w:ascii="Noto Naskh Arabic" w:hAnsi="Noto Naskh Arabic" w:eastAsia="Noto Naskh Arabic"/>
-          <w:b w:val="false"/>
-          <w:b w:val="false"/>
+          <w:i w:val="false"/>
+          <w:i w:val="false"/>
           <w:color w:val="000000"/>
           <w:sz w:val="26"/>
           <w:sz w:val="26"/>
           <w:szCs w:val="26"/>
           <w:rtl w:val="true"/>
         </w:rPr>
-        <w:t xml:space="preserve">با استفاده از ماژول </w:t>
-      </w:r>
-      <w:r>
-        <w:rPr>
-          <w:rFonts w:eastAsia="DejaVu Sans Mono" w:cs="DejaVu Sans Mono" w:ascii="DejaVu Sans Mono" w:hAnsi="DejaVu Sans Mono"/>
+        <w:t xml:space="preserve">فنی بررسی روش دریافت </w:t>
+      </w:r>
+      <w:r>
+        <w:rPr>
+          <w:rFonts w:eastAsia="Noto Naskh Arabic" w:cs="LM Roman Slanted 9" w:ascii="LM Roman Slanted 9" w:hAnsi="LM Roman Slanted 9"/>
           <w:b w:val="false"/>
           <w:bCs w:val="false"/>
+          <w:i w:val="false"/>
           <w:color w:val="000000"/>
           <w:sz w:val="26"/>
           <w:szCs w:val="26"/>
         </w:rPr>
-        <w:t>SIM5300EA</w:t>
-      </w:r>
-      <w:r>
-        <w:rPr>
-          <w:rFonts w:eastAsia="Noto Naskh Arabic" w:cs="Noto Naskh Arabic"/>
-          <w:b w:val="false"/>
+        <w:t>DTMF</w:t>
+      </w:r>
+      <w:r>
+        <w:rPr>
+          <w:rFonts w:eastAsia="Noto Naskh Arabic" w:cs="LM Roman Slanted 9" w:ascii="LM Roman Slanted 9" w:hAnsi="LM Roman Slanted 9"/>
+          <w:b w:val="false"/>
+          <w:bCs w:val="false"/>
+          <w:i w:val="false"/>
           <w:color w:val="000000"/>
           <w:sz w:val="26"/>
           <w:szCs w:val="26"/>
@@ -232,90 +214,90 @@
       </w:r>
       <w:r>
         <w:rPr>
-          <w:rFonts w:ascii="Noto Naskh Arabic" w:hAnsi="Noto Naskh Arabic" w:eastAsia="Noto Naskh Arabic"/>
-          <w:b w:val="false"/>
-          <w:b w:val="false"/>
+          <w:rFonts w:ascii="LM Roman Slanted 9" w:hAnsi="LM Roman Slanted 9" w:eastAsia="Noto Naskh Arabic" w:cs="LM Roman Slanted 9"/>
+          <w:b w:val="false"/>
+          <w:b w:val="false"/>
+          <w:bCs w:val="false"/>
+          <w:i w:val="false"/>
+          <w:i w:val="false"/>
           <w:color w:val="000000"/>
           <w:sz w:val="26"/>
           <w:sz w:val="26"/>
           <w:szCs w:val="26"/>
           <w:rtl w:val="true"/>
         </w:rPr>
-        <w:t>بررسی شد</w:t>
-      </w:r>
-      <w:r>
-        <w:rPr>
-          <w:rFonts w:eastAsia="Noto Naskh Arabic" w:cs="Noto Naskh Arabic"/>
-          <w:b w:val="false"/>
+        <w:t xml:space="preserve">با استفاده از </w:t>
+      </w:r>
+      <w:r>
+        <w:rPr>
+          <w:rFonts w:eastAsia="Noto Naskh Arabic" w:cs="LM Roman Slanted 9" w:ascii="LM Roman Slanted 9" w:hAnsi="LM Roman Slanted 9"/>
+          <w:b w:val="false"/>
+          <w:bCs w:val="false"/>
+          <w:i w:val="false"/>
           <w:color w:val="000000"/>
           <w:sz w:val="26"/>
           <w:szCs w:val="26"/>
-          <w:rtl w:val="true"/>
-        </w:rPr>
-        <w:t xml:space="preserve">. </w:t>
-      </w:r>
-      <w:r>
-        <w:rPr>
-          <w:rFonts w:ascii="Noto Naskh Arabic" w:hAnsi="Noto Naskh Arabic" w:eastAsia="Noto Naskh Arabic"/>
-          <w:b w:val="false"/>
-          <w:b w:val="false"/>
+        </w:rPr>
+        <w:t>SIM5300EA</w:t>
+      </w:r>
+      <w:r>
+        <w:rPr>
+          <w:rFonts w:eastAsia="Noto Naskh Arabic" w:cs="LM Roman Slanted 9" w:ascii="LM Roman Slanted 9" w:hAnsi="LM Roman Slanted 9"/>
+          <w:b w:val="false"/>
+          <w:bCs w:val="false"/>
+          <w:i w:val="false"/>
+          <w:color w:val="000000"/>
+          <w:sz w:val="26"/>
+          <w:szCs w:val="26"/>
+          <w:rtl w:val="true"/>
+        </w:rPr>
+        <w:t xml:space="preserve"> </w:t>
+      </w:r>
+      <w:r>
+        <w:rPr>
+          <w:rFonts w:ascii="LM Roman Slanted 9" w:hAnsi="LM Roman Slanted 9" w:eastAsia="Noto Naskh Arabic" w:cs="LM Roman Slanted 9"/>
+          <w:b w:val="false"/>
+          <w:b w:val="false"/>
+          <w:bCs w:val="false"/>
+          <w:i w:val="false"/>
+          <w:i w:val="false"/>
           <w:color w:val="000000"/>
           <w:sz w:val="26"/>
           <w:sz w:val="26"/>
           <w:szCs w:val="26"/>
           <w:rtl w:val="true"/>
         </w:rPr>
-        <w:t xml:space="preserve">در آن ماژول، رقم فشرده‌شده مستقیماً از طریق </w:t>
-      </w:r>
-      <w:r>
-        <w:rPr>
-          <w:rFonts w:eastAsia="DejaVu Sans Mono" w:cs="DejaVu Sans Mono" w:ascii="DejaVu Sans Mono" w:hAnsi="DejaVu Sans Mono"/>
+        <w:t xml:space="preserve">و </w:t>
+      </w:r>
+      <w:r>
+        <w:rPr>
+          <w:rFonts w:eastAsia="Noto Naskh Arabic" w:cs="LM Roman Slanted 9" w:ascii="LM Roman Slanted 9" w:hAnsi="LM Roman Slanted 9"/>
           <w:b w:val="false"/>
           <w:bCs w:val="false"/>
+          <w:i w:val="false"/>
           <w:color w:val="000000"/>
           <w:sz w:val="26"/>
           <w:szCs w:val="26"/>
         </w:rPr>
-        <w:t>UART</w:t>
-      </w:r>
-      <w:r>
-        <w:rPr>
-          <w:rFonts w:eastAsia="Noto Naskh Arabic" w:cs="Noto Naskh Arabic"/>
-          <w:b w:val="false"/>
-          <w:color w:val="000000"/>
-          <w:sz w:val="26"/>
-          <w:szCs w:val="26"/>
-          <w:rtl w:val="true"/>
-        </w:rPr>
-        <w:t xml:space="preserve"> </w:t>
-      </w:r>
-      <w:r>
-        <w:rPr>
-          <w:rFonts w:ascii="Noto Naskh Arabic" w:hAnsi="Noto Naskh Arabic" w:eastAsia="Noto Naskh Arabic"/>
-          <w:b w:val="false"/>
-          <w:b w:val="false"/>
+        <w:t>STM32F407</w:t>
+      </w:r>
+      <w:r>
+        <w:rPr>
+          <w:rFonts w:ascii="LM Roman Slanted 9" w:hAnsi="LM Roman Slanted 9" w:eastAsia="Noto Naskh Arabic" w:cs="LM Roman Slanted 9"/>
+          <w:b w:val="false"/>
+          <w:b w:val="false"/>
+          <w:bCs w:val="false"/>
           <w:color w:val="000000"/>
           <w:sz w:val="26"/>
           <w:sz w:val="26"/>
           <w:szCs w:val="26"/>
           <w:rtl w:val="true"/>
         </w:rPr>
-        <w:t>گزارش نمی‌شد و استفاده از دیکودر خارجی یا پردازش نرم‌افزاری لازم بود</w:t>
-      </w:r>
-      <w:r>
-        <w:rPr>
-          <w:rFonts w:eastAsia="Noto Naskh Arabic" w:cs="Noto Naskh Arabic"/>
-          <w:b w:val="false"/>
-          <w:color w:val="000000"/>
-          <w:sz w:val="26"/>
-          <w:szCs w:val="26"/>
-          <w:rtl w:val="true"/>
-        </w:rPr>
-        <w:t xml:space="preserve">. </w:t>
-      </w:r>
-      <w:r>
-        <w:rPr>
-          <w:rFonts w:ascii="Noto Naskh Arabic" w:hAnsi="Noto Naskh Arabic" w:eastAsia="Noto Naskh Arabic"/>
+        <w:t>،</w:t>
+      </w:r>
+      <w:r>
+        <w:rPr>
+          <w:rFonts w:ascii="LM Roman Slanted 9" w:hAnsi="LM Roman Slanted 9" w:eastAsia="Noto Naskh Arabic" w:cs="LM Roman Slanted 9"/>
           <w:b w:val="false"/>
           <w:b w:val="false"/>
           <w:color w:val="000000"/>
@@ -324,22 +306,22 @@
           <w:szCs w:val="26"/>
           <w:rtl w:val="true"/>
         </w:rPr>
-        <w:t xml:space="preserve">در مرحله جدید، ماژول </w:t>
-      </w:r>
-      <w:r>
-        <w:rPr>
-          <w:rFonts w:eastAsia="DejaVu Sans Mono" w:cs="DejaVu Sans Mono" w:ascii="DejaVu Sans Mono" w:hAnsi="DejaVu Sans Mono"/>
+        <w:t xml:space="preserve"> روش دریافت </w:t>
+      </w:r>
+      <w:r>
+        <w:rPr>
+          <w:rFonts w:eastAsia="DejaVu Sans Mono" w:cs="LM Roman Slanted 9" w:ascii="LM Roman Slanted 9" w:hAnsi="LM Roman Slanted 9"/>
           <w:b w:val="false"/>
           <w:bCs w:val="false"/>
           <w:color w:val="000000"/>
           <w:sz w:val="26"/>
           <w:szCs w:val="26"/>
         </w:rPr>
-        <w:t>SIM800C</w:t>
-      </w:r>
-      <w:r>
-        <w:rPr>
-          <w:rFonts w:eastAsia="Noto Naskh Arabic" w:cs="Noto Naskh Arabic"/>
+        <w:t>DTMF</w:t>
+      </w:r>
+      <w:r>
+        <w:rPr>
+          <w:rFonts w:eastAsia="Noto Naskh Arabic" w:cs="LM Roman Slanted 9" w:ascii="LM Roman Slanted 9" w:hAnsi="LM Roman Slanted 9"/>
           <w:b w:val="false"/>
           <w:color w:val="000000"/>
           <w:sz w:val="26"/>
@@ -350,7 +332,7 @@
       </w:r>
       <w:r>
         <w:rPr>
-          <w:rFonts w:ascii="Noto Naskh Arabic" w:hAnsi="Noto Naskh Arabic" w:eastAsia="Noto Naskh Arabic"/>
+          <w:rFonts w:ascii="LM Roman Slanted 9" w:hAnsi="LM Roman Slanted 9" w:eastAsia="Noto Naskh Arabic" w:cs="LM Roman Slanted 9"/>
           <w:b w:val="false"/>
           <w:b w:val="false"/>
           <w:color w:val="000000"/>
@@ -359,22 +341,33 @@
           <w:szCs w:val="26"/>
           <w:rtl w:val="true"/>
         </w:rPr>
-        <w:t>موجود در شرکت بررسی شده است</w:t>
-      </w:r>
-      <w:r>
-        <w:rPr>
-          <w:rFonts w:eastAsia="Noto Naskh Arabic" w:cs="Noto Naskh Arabic"/>
-          <w:b w:val="false"/>
+        <w:t xml:space="preserve">با استفاده از ماژول </w:t>
+      </w:r>
+      <w:r>
+        <w:rPr>
+          <w:rFonts w:eastAsia="DejaVu Sans Mono" w:cs="LM Roman Slanted 9" w:ascii="LM Roman Slanted 9" w:hAnsi="LM Roman Slanted 9"/>
+          <w:b w:val="false"/>
+          <w:bCs w:val="false"/>
           <w:color w:val="000000"/>
           <w:sz w:val="26"/>
           <w:szCs w:val="26"/>
-          <w:rtl w:val="true"/>
-        </w:rPr>
-        <w:t xml:space="preserve">. </w:t>
-      </w:r>
-      <w:r>
-        <w:rPr>
-          <w:rFonts w:ascii="Noto Naskh Arabic" w:hAnsi="Noto Naskh Arabic" w:eastAsia="Noto Naskh Arabic"/>
+        </w:rPr>
+        <w:t>SIM5300EA</w:t>
+      </w:r>
+      <w:r>
+        <w:rPr>
+          <w:rFonts w:eastAsia="Noto Naskh Arabic" w:cs="LM Roman Slanted 9" w:ascii="LM Roman Slanted 9" w:hAnsi="LM Roman Slanted 9"/>
+          <w:b w:val="false"/>
+          <w:color w:val="000000"/>
+          <w:sz w:val="26"/>
+          <w:szCs w:val="26"/>
+          <w:rtl w:val="true"/>
+        </w:rPr>
+        <w:t xml:space="preserve"> </w:t>
+      </w:r>
+      <w:r>
+        <w:rPr>
+          <w:rFonts w:ascii="LM Roman Slanted 9" w:hAnsi="LM Roman Slanted 9" w:eastAsia="Noto Naskh Arabic" w:cs="LM Roman Slanted 9"/>
           <w:b w:val="false"/>
           <w:b w:val="false"/>
           <w:color w:val="000000"/>
@@ -383,11 +376,153 @@
           <w:szCs w:val="26"/>
           <w:rtl w:val="true"/>
         </w:rPr>
+        <w:t>بررسی شد</w:t>
+      </w:r>
+      <w:r>
+        <w:rPr>
+          <w:rFonts w:eastAsia="Noto Naskh Arabic" w:cs="LM Roman Slanted 9" w:ascii="LM Roman Slanted 9" w:hAnsi="LM Roman Slanted 9"/>
+          <w:b w:val="false"/>
+          <w:color w:val="000000"/>
+          <w:sz w:val="26"/>
+          <w:szCs w:val="26"/>
+          <w:rtl w:val="true"/>
+        </w:rPr>
+        <w:t xml:space="preserve">. </w:t>
+      </w:r>
+      <w:r>
+        <w:rPr>
+          <w:rFonts w:ascii="LM Roman Slanted 9" w:hAnsi="LM Roman Slanted 9" w:eastAsia="Noto Naskh Arabic" w:cs="LM Roman Slanted 9"/>
+          <w:b w:val="false"/>
+          <w:b w:val="false"/>
+          <w:color w:val="000000"/>
+          <w:sz w:val="26"/>
+          <w:sz w:val="26"/>
+          <w:szCs w:val="26"/>
+          <w:rtl w:val="true"/>
+        </w:rPr>
+        <w:t xml:space="preserve">در آن ماژول، رقم فشرده‌شده مستقیماً از طریق </w:t>
+      </w:r>
+      <w:r>
+        <w:rPr>
+          <w:rFonts w:eastAsia="DejaVu Sans Mono" w:cs="LM Roman Slanted 9" w:ascii="LM Roman Slanted 9" w:hAnsi="LM Roman Slanted 9"/>
+          <w:b w:val="false"/>
+          <w:bCs w:val="false"/>
+          <w:color w:val="000000"/>
+          <w:sz w:val="26"/>
+          <w:szCs w:val="26"/>
+        </w:rPr>
+        <w:t>UART</w:t>
+      </w:r>
+      <w:r>
+        <w:rPr>
+          <w:rFonts w:eastAsia="Noto Naskh Arabic" w:cs="LM Roman Slanted 9" w:ascii="LM Roman Slanted 9" w:hAnsi="LM Roman Slanted 9"/>
+          <w:b w:val="false"/>
+          <w:color w:val="000000"/>
+          <w:sz w:val="26"/>
+          <w:szCs w:val="26"/>
+          <w:rtl w:val="true"/>
+        </w:rPr>
+        <w:t xml:space="preserve"> </w:t>
+      </w:r>
+      <w:r>
+        <w:rPr>
+          <w:rFonts w:ascii="LM Roman Slanted 9" w:hAnsi="LM Roman Slanted 9" w:eastAsia="Noto Naskh Arabic" w:cs="LM Roman Slanted 9"/>
+          <w:b w:val="false"/>
+          <w:b w:val="false"/>
+          <w:color w:val="000000"/>
+          <w:sz w:val="26"/>
+          <w:sz w:val="26"/>
+          <w:szCs w:val="26"/>
+          <w:rtl w:val="true"/>
+        </w:rPr>
+        <w:t>گزارش نمی‌شد و استفاده از دیکودر خارجی یا پردازش نرم‌افزاری لازم بود</w:t>
+      </w:r>
+      <w:r>
+        <w:rPr>
+          <w:rFonts w:eastAsia="Noto Naskh Arabic" w:cs="LM Roman Slanted 9" w:ascii="LM Roman Slanted 9" w:hAnsi="LM Roman Slanted 9"/>
+          <w:b w:val="false"/>
+          <w:color w:val="000000"/>
+          <w:sz w:val="26"/>
+          <w:szCs w:val="26"/>
+          <w:rtl w:val="true"/>
+        </w:rPr>
+        <w:t xml:space="preserve">. </w:t>
+      </w:r>
+      <w:r>
+        <w:rPr>
+          <w:rFonts w:ascii="LM Roman Slanted 9" w:hAnsi="LM Roman Slanted 9" w:eastAsia="Noto Naskh Arabic" w:cs="LM Roman Slanted 9"/>
+          <w:b w:val="false"/>
+          <w:b w:val="false"/>
+          <w:color w:val="000000"/>
+          <w:sz w:val="26"/>
+          <w:sz w:val="26"/>
+          <w:szCs w:val="26"/>
+          <w:rtl w:val="true"/>
+        </w:rPr>
+        <w:t xml:space="preserve">در مرحله جدید، ماژول </w:t>
+      </w:r>
+      <w:r>
+        <w:rPr>
+          <w:rFonts w:eastAsia="DejaVu Sans Mono" w:cs="LM Roman Slanted 9" w:ascii="LM Roman Slanted 9" w:hAnsi="LM Roman Slanted 9"/>
+          <w:b w:val="false"/>
+          <w:bCs w:val="false"/>
+          <w:color w:val="000000"/>
+          <w:sz w:val="26"/>
+          <w:szCs w:val="26"/>
+        </w:rPr>
+        <w:t>SIM800C</w:t>
+      </w:r>
+      <w:r>
+        <w:rPr>
+          <w:rFonts w:eastAsia="Noto Naskh Arabic" w:cs="LM Roman Slanted 9" w:ascii="LM Roman Slanted 9" w:hAnsi="LM Roman Slanted 9"/>
+          <w:b w:val="false"/>
+          <w:color w:val="000000"/>
+          <w:sz w:val="26"/>
+          <w:szCs w:val="26"/>
+          <w:rtl w:val="true"/>
+        </w:rPr>
+        <w:t xml:space="preserve"> </w:t>
+      </w:r>
+      <w:r>
+        <w:rPr>
+          <w:rFonts w:ascii="LM Roman Slanted 9" w:hAnsi="LM Roman Slanted 9" w:eastAsia="Noto Naskh Arabic" w:cs="LM Roman Slanted 9"/>
+          <w:b w:val="false"/>
+          <w:b w:val="false"/>
+          <w:color w:val="000000"/>
+          <w:sz w:val="26"/>
+          <w:sz w:val="26"/>
+          <w:szCs w:val="26"/>
+          <w:rtl w:val="true"/>
+        </w:rPr>
+        <w:t>موجود در شرکت بررسی شده است</w:t>
+      </w:r>
+      <w:r>
+        <w:rPr>
+          <w:rFonts w:eastAsia="Noto Naskh Arabic" w:cs="LM Roman Slanted 9" w:ascii="LM Roman Slanted 9" w:hAnsi="LM Roman Slanted 9"/>
+          <w:b w:val="false"/>
+          <w:color w:val="000000"/>
+          <w:sz w:val="26"/>
+          <w:szCs w:val="26"/>
+          <w:rtl w:val="true"/>
+        </w:rPr>
+        <w:t xml:space="preserve">. </w:t>
+      </w:r>
+      <w:r>
+        <w:rPr>
+          <w:rFonts w:ascii="LM Roman Slanted 9" w:hAnsi="LM Roman Slanted 9" w:eastAsia="Noto Naskh Arabic" w:cs="LM Roman Slanted 9"/>
+          <w:b w:val="false"/>
+          <w:b w:val="false"/>
+          <w:color w:val="000000"/>
+          <w:sz w:val="26"/>
+          <w:sz w:val="26"/>
+          <w:szCs w:val="26"/>
+          <w:rtl w:val="true"/>
+        </w:rPr>
         <w:t>هدف این گزارش، تعیین قابلیت اجرای همان پروژه، معرفی فرمان‌های موردنیاز و مشخص‌کردن روند آزمایش عملی است</w:t>
       </w:r>
       <w:r>
         <w:rPr>
-          <w:rFonts w:eastAsia="Noto Naskh Arabic" w:cs="Noto Naskh Arabic"/>
+          <w:rFonts w:eastAsia="Noto Naskh Arabic" w:cs="LM Roman Slanted 9" w:ascii="LM Roman Slanted 9" w:hAnsi="LM Roman Slanted 9"/>
           <w:b w:val="false"/>
           <w:color w:val="000000"/>
           <w:sz w:val="26"/>
@@ -402,7 +537,7 @@
         <w:pStyle w:val="Normal"/>
         <w:keepNext w:val="true"/>
         <w:bidi w:val="1"/>
-        <w:spacing w:lineRule="auto" w:line="266" w:before="140" w:after="80"/>
+        <w:spacing w:lineRule="auto" w:line="264" w:before="140" w:after="80"/>
         <w:jc w:val="left"/>
         <w:rPr>
           <w:b/>
@@ -466,7 +601,7 @@
         <w:pStyle w:val="Normal"/>
         <w:keepNext w:val="false"/>
         <w:bidi w:val="1"/>
-        <w:spacing w:lineRule="auto" w:line="266" w:before="0" w:after="80"/>
+        <w:spacing w:lineRule="auto" w:line="264" w:before="0" w:after="80"/>
         <w:jc w:val="both"/>
         <w:rPr>
           <w:b w:val="false"/>
@@ -1516,7 +1651,7 @@
         <w:pStyle w:val="Normal"/>
         <w:keepNext w:val="false"/>
         <w:bidi w:val="1"/>
-        <w:spacing w:lineRule="auto" w:line="266" w:before="0" w:after="20"/>
+        <w:spacing w:lineRule="auto" w:line="264" w:before="0" w:after="20"/>
         <w:jc w:val="left"/>
         <w:rPr>
           <w:b/>
@@ -1558,7 +1693,7 @@
         <w:pStyle w:val="Normal"/>
         <w:keepNext w:val="false"/>
         <w:bidi w:val="1"/>
-        <w:spacing w:lineRule="auto" w:line="266" w:before="0" w:after="100"/>
+        <w:spacing w:lineRule="auto" w:line="264" w:before="0" w:after="100"/>
         <w:jc w:val="left"/>
         <w:rPr>
           <w:color w:val="000000"/>
@@ -1664,7 +1799,7 @@
         <w:pStyle w:val="Normal"/>
         <w:keepNext w:val="true"/>
         <w:bidi w:val="1"/>
-        <w:spacing w:lineRule="auto" w:line="266" w:before="140" w:after="80"/>
+        <w:spacing w:lineRule="auto" w:line="264" w:before="140" w:after="80"/>
         <w:jc w:val="left"/>
         <w:rPr>
           <w:b/>
@@ -1754,7 +1889,7 @@
         <w:pStyle w:val="Normal"/>
         <w:keepNext w:val="false"/>
         <w:bidi w:val="1"/>
-        <w:spacing w:lineRule="auto" w:line="266" w:before="0" w:after="80"/>
+        <w:spacing w:lineRule="auto" w:line="264" w:before="0" w:after="80"/>
         <w:jc w:val="left"/>
         <w:rPr>
           <w:color w:val="000000"/>
@@ -1941,7 +2076,7 @@
         <w:pStyle w:val="Normal"/>
         <w:keepNext w:val="false"/>
         <w:bidi w:val="1"/>
-        <w:spacing w:lineRule="auto" w:line="266" w:before="0" w:after="80"/>
+        <w:spacing w:lineRule="auto" w:line="264" w:before="0" w:after="80"/>
         <w:jc w:val="left"/>
         <w:rPr>
           <w:color w:val="000000"/>
@@ -2618,7 +2753,7 @@
         <w:pStyle w:val="Normal"/>
         <w:keepNext w:val="true"/>
         <w:bidi w:val="1"/>
-        <w:spacing w:lineRule="auto" w:line="266" w:before="140" w:after="80"/>
+        <w:spacing w:lineRule="auto" w:line="264" w:before="140" w:after="80"/>
         <w:jc w:val="left"/>
         <w:rPr>
           <w:b/>
@@ -2682,7 +2817,7 @@
         <w:pStyle w:val="Normal"/>
         <w:keepNext w:val="false"/>
         <w:bidi w:val="1"/>
-        <w:spacing w:lineRule="auto" w:line="266" w:before="0" w:after="40"/>
+        <w:spacing w:lineRule="auto" w:line="264" w:before="0" w:after="40"/>
         <w:jc w:val="left"/>
         <w:rPr>
           <w:color w:val="000000"/>
@@ -3515,7 +3650,7 @@
         <w:pStyle w:val="Normal"/>
         <w:keepNext w:val="false"/>
         <w:bidi w:val="1"/>
-        <w:spacing w:lineRule="auto" w:line="266" w:before="0" w:after="40"/>
+        <w:spacing w:lineRule="auto" w:line="264" w:before="0" w:after="40"/>
         <w:jc w:val="left"/>
         <w:rPr>
           <w:rFonts w:ascii="Noto Naskh Arabic" w:hAnsi="Noto Naskh Arabic" w:eastAsia="Noto Naskh Arabic" w:cs="Noto Naskh Arabic"/>
@@ -3536,7 +3671,7 @@
       <w:pPr>
         <w:pStyle w:val="Normal"/>
         <w:bidi w:val="1"/>
-        <w:spacing w:lineRule="auto" w:line="266" w:before="0" w:after="40"/>
+        <w:spacing w:lineRule="auto" w:line="264" w:before="0" w:after="40"/>
         <w:jc w:val="left"/>
         <w:rPr>
           <w:color w:val="000000"/>
@@ -3645,7 +3780,7 @@
         <w:pStyle w:val="Normal"/>
         <w:keepNext w:val="false"/>
         <w:bidi w:val="1"/>
-        <w:spacing w:lineRule="auto" w:line="266" w:before="0" w:after="40"/>
+        <w:spacing w:lineRule="auto" w:line="264" w:before="0" w:after="40"/>
         <w:jc w:val="left"/>
         <w:rPr>
           <w:color w:val="000000"/>
@@ -3787,7 +3922,7 @@
     <w:tbl>
       <w:tblPr>
         <w:bidiVisual w:val="true"/>
-        <w:tblW w:w="9979" w:type="dxa"/>
+        <w:tblW w:w="10089" w:type="dxa"/>
         <w:jc w:val="center"/>
         <w:tblInd w:w="0" w:type="dxa"/>
         <w:tblLayout w:type="fixed"/>
@@ -3800,13 +3935,13 @@
         <w:tblLook w:val="04a0" w:noHBand="0" w:noVBand="1" w:firstColumn="1" w:lastRow="0" w:lastColumn="0" w:firstRow="1"/>
       </w:tblPr>
       <w:tblGrid>
-        <w:gridCol w:w="9979"/>
+        <w:gridCol w:w="10089"/>
       </w:tblGrid>
       <w:tr>
         <w:trPr/>
         <w:tc>
           <w:tcPr>
-            <w:tcW w:w="9979" w:type="dxa"/>
+            <w:tcW w:w="10089" w:type="dxa"/>
             <w:tcBorders>
               <w:top w:val="single" w:sz="4" w:space="0" w:color="AAB7B8"/>
               <w:left w:val="single" w:sz="4" w:space="0" w:color="AAB7B8"/>
@@ -3853,7 +3988,7 @@
         <w:pStyle w:val="Normal"/>
         <w:keepNext w:val="false"/>
         <w:bidi w:val="1"/>
-        <w:spacing w:lineRule="auto" w:line="266" w:before="0" w:after="80"/>
+        <w:spacing w:lineRule="auto" w:line="264" w:before="0" w:after="80"/>
         <w:jc w:val="left"/>
         <w:rPr>
           <w:rFonts w:ascii="Noto Naskh Arabic" w:hAnsi="Noto Naskh Arabic" w:eastAsia="Noto Naskh Arabic" w:cs="Noto Naskh Arabic"/>
@@ -3868,19 +4003,40 @@
           <w:sz w:val="19"/>
           <w:rtl w:val="true"/>
         </w:rPr>
+      </w:r>
+    </w:p>
+    <w:p>
+      <w:pPr>
+        <w:pStyle w:val="Normal"/>
+        <w:bidi w:val="1"/>
+        <w:spacing w:lineRule="auto" w:line="264" w:before="0" w:after="80"/>
+        <w:jc w:val="left"/>
+        <w:rPr>
+          <w:rFonts w:ascii="Noto Naskh Arabic" w:hAnsi="Noto Naskh Arabic" w:eastAsia="Noto Naskh Arabic" w:cs="Noto Naskh Arabic"/>
+          <w:b w:val="false"/>
+          <w:sz w:val="19"/>
+        </w:rPr>
+      </w:pPr>
+      <w:r>
+        <w:rPr>
+          <w:rFonts w:eastAsia="Noto Naskh Arabic" w:cs="Noto Naskh Arabic"/>
+          <w:b w:val="false"/>
+          <w:sz w:val="19"/>
+          <w:rtl w:val="true"/>
+        </w:rPr>
         <w:drawing>
-          <wp:anchor behindDoc="0" distT="0" distB="0" distL="0" distR="0" simplePos="0" locked="0" layoutInCell="0" allowOverlap="1" relativeHeight="2">
+          <wp:anchor behindDoc="0" distT="0" distB="0" distL="0" distR="0" simplePos="0" locked="0" layoutInCell="0" allowOverlap="1" relativeHeight="3">
             <wp:simplePos x="0" y="0"/>
             <wp:positionH relativeFrom="column">
-              <wp:posOffset>592455</wp:posOffset>
+              <wp:posOffset>1078230</wp:posOffset>
             </wp:positionH>
             <wp:positionV relativeFrom="paragraph">
-              <wp:posOffset>180975</wp:posOffset>
+              <wp:posOffset>186055</wp:posOffset>
             </wp:positionV>
-            <wp:extent cx="4947920" cy="3137535"/>
+            <wp:extent cx="4325620" cy="5425440"/>
             <wp:effectExtent l="0" t="0" r="0" b="0"/>
             <wp:wrapSquare wrapText="largest"/>
-            <wp:docPr id="1" name="Image1" descr=""/>
+            <wp:docPr id="1" name="Image2" descr=""/>
             <wp:cNvGraphicFramePr>
               <a:graphicFrameLocks xmlns:a="http://schemas.openxmlformats.org/drawingml/2006/main" noChangeAspect="1"/>
             </wp:cNvGraphicFramePr>
@@ -3888,13 +4044,935 @@
               <a:graphicData uri="http://schemas.openxmlformats.org/drawingml/2006/picture">
                 <pic:pic xmlns:pic="http://schemas.openxmlformats.org/drawingml/2006/picture">
                   <pic:nvPicPr>
-                    <pic:cNvPr id="1" name="Image1" descr=""/>
+                    <pic:cNvPr id="1" name="Image2" descr=""/>
                     <pic:cNvPicPr>
                       <a:picLocks noChangeAspect="1" noChangeArrowheads="1"/>
                     </pic:cNvPicPr>
                   </pic:nvPicPr>
                   <pic:blipFill>
                     <a:blip r:embed="rId2"/>
+                    <a:stretch>
+                      <a:fillRect/>
+                    </a:stretch>
+                  </pic:blipFill>
+                  <pic:spPr bwMode="auto">
+                    <a:xfrm>
+                      <a:off x="0" y="0"/>
+                      <a:ext cx="4325620" cy="5425440"/>
+                    </a:xfrm>
+                    <a:prstGeom prst="rect">
+                      <a:avLst/>
+                    </a:prstGeom>
+                    <a:noFill/>
+                  </pic:spPr>
+                </pic:pic>
+              </a:graphicData>
+            </a:graphic>
+          </wp:anchor>
+        </w:drawing>
+      </w:r>
+    </w:p>
+    <w:p>
+      <w:pPr>
+        <w:pStyle w:val="Normal"/>
+        <w:bidi w:val="1"/>
+        <w:spacing w:lineRule="auto" w:line="264" w:before="0" w:after="80"/>
+        <w:jc w:val="left"/>
+        <w:rPr>
+          <w:rFonts w:ascii="Noto Naskh Arabic" w:hAnsi="Noto Naskh Arabic" w:eastAsia="Noto Naskh Arabic" w:cs="Noto Naskh Arabic"/>
+          <w:b w:val="false"/>
+          <w:sz w:val="19"/>
+        </w:rPr>
+      </w:pPr>
+      <w:r>
+        <w:rPr>
+          <w:rFonts w:eastAsia="Noto Naskh Arabic" w:cs="Noto Naskh Arabic"/>
+          <w:b w:val="false"/>
+          <w:sz w:val="19"/>
+          <w:rtl w:val="true"/>
+        </w:rPr>
+      </w:r>
+    </w:p>
+    <w:p>
+      <w:pPr>
+        <w:pStyle w:val="Normal"/>
+        <w:bidi w:val="1"/>
+        <w:spacing w:lineRule="auto" w:line="264" w:before="0" w:after="80"/>
+        <w:jc w:val="left"/>
+        <w:rPr>
+          <w:rFonts w:ascii="Noto Naskh Arabic" w:hAnsi="Noto Naskh Arabic" w:eastAsia="Noto Naskh Arabic" w:cs="Noto Naskh Arabic"/>
+          <w:b w:val="false"/>
+          <w:sz w:val="19"/>
+        </w:rPr>
+      </w:pPr>
+      <w:r>
+        <w:rPr>
+          <w:rFonts w:eastAsia="Noto Naskh Arabic" w:cs="Noto Naskh Arabic"/>
+          <w:b w:val="false"/>
+          <w:sz w:val="19"/>
+          <w:rtl w:val="true"/>
+        </w:rPr>
+      </w:r>
+    </w:p>
+    <w:p>
+      <w:pPr>
+        <w:pStyle w:val="Normal"/>
+        <w:bidi w:val="1"/>
+        <w:spacing w:lineRule="auto" w:line="264" w:before="0" w:after="80"/>
+        <w:jc w:val="left"/>
+        <w:rPr>
+          <w:rFonts w:ascii="Noto Naskh Arabic" w:hAnsi="Noto Naskh Arabic" w:eastAsia="Noto Naskh Arabic" w:cs="Noto Naskh Arabic"/>
+          <w:b w:val="false"/>
+          <w:sz w:val="19"/>
+        </w:rPr>
+      </w:pPr>
+      <w:r>
+        <w:rPr>
+          <w:rFonts w:eastAsia="Noto Naskh Arabic" w:cs="Noto Naskh Arabic"/>
+          <w:b w:val="false"/>
+          <w:sz w:val="19"/>
+          <w:rtl w:val="true"/>
+        </w:rPr>
+      </w:r>
+    </w:p>
+    <w:p>
+      <w:pPr>
+        <w:pStyle w:val="Normal"/>
+        <w:bidi w:val="1"/>
+        <w:spacing w:lineRule="auto" w:line="264" w:before="0" w:after="80"/>
+        <w:jc w:val="left"/>
+        <w:rPr>
+          <w:rFonts w:ascii="Noto Naskh Arabic" w:hAnsi="Noto Naskh Arabic" w:eastAsia="Noto Naskh Arabic" w:cs="Noto Naskh Arabic"/>
+          <w:b w:val="false"/>
+          <w:sz w:val="19"/>
+        </w:rPr>
+      </w:pPr>
+      <w:r>
+        <w:rPr>
+          <w:rFonts w:eastAsia="Noto Naskh Arabic" w:cs="Noto Naskh Arabic"/>
+          <w:b w:val="false"/>
+          <w:sz w:val="19"/>
+          <w:rtl w:val="true"/>
+        </w:rPr>
+      </w:r>
+    </w:p>
+    <w:p>
+      <w:pPr>
+        <w:pStyle w:val="Normal"/>
+        <w:bidi w:val="1"/>
+        <w:spacing w:lineRule="auto" w:line="264" w:before="0" w:after="80"/>
+        <w:jc w:val="left"/>
+        <w:rPr>
+          <w:rFonts w:ascii="Noto Naskh Arabic" w:hAnsi="Noto Naskh Arabic" w:eastAsia="Noto Naskh Arabic" w:cs="Noto Naskh Arabic"/>
+          <w:b w:val="false"/>
+          <w:sz w:val="19"/>
+        </w:rPr>
+      </w:pPr>
+      <w:r>
+        <w:rPr>
+          <w:rFonts w:eastAsia="Noto Naskh Arabic" w:cs="Noto Naskh Arabic"/>
+          <w:b w:val="false"/>
+          <w:sz w:val="19"/>
+          <w:rtl w:val="true"/>
+        </w:rPr>
+      </w:r>
+    </w:p>
+    <w:p>
+      <w:pPr>
+        <w:pStyle w:val="Normal"/>
+        <w:bidi w:val="1"/>
+        <w:spacing w:lineRule="auto" w:line="264" w:before="0" w:after="80"/>
+        <w:jc w:val="left"/>
+        <w:rPr>
+          <w:rFonts w:ascii="Noto Naskh Arabic" w:hAnsi="Noto Naskh Arabic" w:eastAsia="Noto Naskh Arabic" w:cs="Noto Naskh Arabic"/>
+          <w:b w:val="false"/>
+          <w:sz w:val="19"/>
+        </w:rPr>
+      </w:pPr>
+      <w:r>
+        <w:rPr>
+          <w:rFonts w:eastAsia="Noto Naskh Arabic" w:cs="Noto Naskh Arabic"/>
+          <w:b w:val="false"/>
+          <w:sz w:val="19"/>
+          <w:rtl w:val="true"/>
+        </w:rPr>
+      </w:r>
+    </w:p>
+    <w:p>
+      <w:pPr>
+        <w:pStyle w:val="Normal"/>
+        <w:bidi w:val="1"/>
+        <w:spacing w:lineRule="auto" w:line="264" w:before="0" w:after="80"/>
+        <w:jc w:val="left"/>
+        <w:rPr>
+          <w:rFonts w:ascii="Noto Naskh Arabic" w:hAnsi="Noto Naskh Arabic" w:eastAsia="Noto Naskh Arabic" w:cs="Noto Naskh Arabic"/>
+          <w:b w:val="false"/>
+          <w:sz w:val="19"/>
+        </w:rPr>
+      </w:pPr>
+      <w:r>
+        <w:rPr>
+          <w:rFonts w:eastAsia="Noto Naskh Arabic" w:cs="Noto Naskh Arabic"/>
+          <w:b w:val="false"/>
+          <w:sz w:val="19"/>
+          <w:rtl w:val="true"/>
+        </w:rPr>
+      </w:r>
+    </w:p>
+    <w:p>
+      <w:pPr>
+        <w:pStyle w:val="Normal"/>
+        <w:bidi w:val="1"/>
+        <w:spacing w:lineRule="auto" w:line="264" w:before="0" w:after="80"/>
+        <w:jc w:val="left"/>
+        <w:rPr>
+          <w:rFonts w:ascii="Noto Naskh Arabic" w:hAnsi="Noto Naskh Arabic" w:eastAsia="Noto Naskh Arabic" w:cs="Noto Naskh Arabic"/>
+          <w:b w:val="false"/>
+          <w:sz w:val="19"/>
+        </w:rPr>
+      </w:pPr>
+      <w:r>
+        <w:rPr>
+          <w:rFonts w:eastAsia="Noto Naskh Arabic" w:cs="Noto Naskh Arabic"/>
+          <w:b w:val="false"/>
+          <w:sz w:val="19"/>
+          <w:rtl w:val="true"/>
+        </w:rPr>
+      </w:r>
+    </w:p>
+    <w:p>
+      <w:pPr>
+        <w:pStyle w:val="Normal"/>
+        <w:bidi w:val="1"/>
+        <w:spacing w:lineRule="auto" w:line="264" w:before="0" w:after="80"/>
+        <w:jc w:val="left"/>
+        <w:rPr>
+          <w:rFonts w:ascii="Noto Naskh Arabic" w:hAnsi="Noto Naskh Arabic" w:eastAsia="Noto Naskh Arabic" w:cs="Noto Naskh Arabic"/>
+          <w:b w:val="false"/>
+          <w:sz w:val="19"/>
+        </w:rPr>
+      </w:pPr>
+      <w:r>
+        <w:rPr>
+          <w:rFonts w:eastAsia="Noto Naskh Arabic" w:cs="Noto Naskh Arabic"/>
+          <w:b w:val="false"/>
+          <w:sz w:val="19"/>
+          <w:rtl w:val="true"/>
+        </w:rPr>
+      </w:r>
+    </w:p>
+    <w:p>
+      <w:pPr>
+        <w:pStyle w:val="Normal"/>
+        <w:bidi w:val="1"/>
+        <w:spacing w:lineRule="auto" w:line="264" w:before="0" w:after="80"/>
+        <w:jc w:val="left"/>
+        <w:rPr>
+          <w:rFonts w:ascii="Noto Naskh Arabic" w:hAnsi="Noto Naskh Arabic" w:eastAsia="Noto Naskh Arabic" w:cs="Noto Naskh Arabic"/>
+          <w:b w:val="false"/>
+          <w:sz w:val="19"/>
+        </w:rPr>
+      </w:pPr>
+      <w:r>
+        <w:rPr>
+          <w:rFonts w:eastAsia="Noto Naskh Arabic" w:cs="Noto Naskh Arabic"/>
+          <w:b w:val="false"/>
+          <w:sz w:val="19"/>
+          <w:rtl w:val="true"/>
+        </w:rPr>
+      </w:r>
+    </w:p>
+    <w:p>
+      <w:pPr>
+        <w:pStyle w:val="Normal"/>
+        <w:bidi w:val="1"/>
+        <w:spacing w:lineRule="auto" w:line="264" w:before="0" w:after="80"/>
+        <w:jc w:val="left"/>
+        <w:rPr>
+          <w:rFonts w:ascii="Noto Naskh Arabic" w:hAnsi="Noto Naskh Arabic" w:eastAsia="Noto Naskh Arabic" w:cs="Noto Naskh Arabic"/>
+          <w:b w:val="false"/>
+          <w:sz w:val="19"/>
+        </w:rPr>
+      </w:pPr>
+      <w:r>
+        <w:rPr>
+          <w:rFonts w:eastAsia="Noto Naskh Arabic" w:cs="Noto Naskh Arabic"/>
+          <w:b w:val="false"/>
+          <w:sz w:val="19"/>
+          <w:rtl w:val="true"/>
+        </w:rPr>
+      </w:r>
+    </w:p>
+    <w:p>
+      <w:pPr>
+        <w:pStyle w:val="Normal"/>
+        <w:bidi w:val="1"/>
+        <w:spacing w:lineRule="auto" w:line="264" w:before="0" w:after="80"/>
+        <w:jc w:val="left"/>
+        <w:rPr>
+          <w:rFonts w:ascii="Noto Naskh Arabic" w:hAnsi="Noto Naskh Arabic" w:eastAsia="Noto Naskh Arabic" w:cs="Noto Naskh Arabic"/>
+          <w:b w:val="false"/>
+          <w:sz w:val="19"/>
+        </w:rPr>
+      </w:pPr>
+      <w:r>
+        <w:rPr>
+          <w:rFonts w:eastAsia="Noto Naskh Arabic" w:cs="Noto Naskh Arabic"/>
+          <w:b w:val="false"/>
+          <w:sz w:val="19"/>
+          <w:rtl w:val="true"/>
+        </w:rPr>
+      </w:r>
+    </w:p>
+    <w:p>
+      <w:pPr>
+        <w:pStyle w:val="Normal"/>
+        <w:bidi w:val="1"/>
+        <w:spacing w:lineRule="auto" w:line="264" w:before="0" w:after="80"/>
+        <w:jc w:val="left"/>
+        <w:rPr>
+          <w:rFonts w:ascii="Noto Naskh Arabic" w:hAnsi="Noto Naskh Arabic" w:eastAsia="Noto Naskh Arabic" w:cs="Noto Naskh Arabic"/>
+          <w:b w:val="false"/>
+          <w:sz w:val="19"/>
+        </w:rPr>
+      </w:pPr>
+      <w:r>
+        <w:rPr>
+          <w:rFonts w:eastAsia="Noto Naskh Arabic" w:cs="Noto Naskh Arabic"/>
+          <w:b w:val="false"/>
+          <w:sz w:val="19"/>
+          <w:rtl w:val="true"/>
+        </w:rPr>
+      </w:r>
+    </w:p>
+    <w:p>
+      <w:pPr>
+        <w:pStyle w:val="Normal"/>
+        <w:bidi w:val="1"/>
+        <w:spacing w:lineRule="auto" w:line="264" w:before="0" w:after="80"/>
+        <w:jc w:val="left"/>
+        <w:rPr>
+          <w:rFonts w:ascii="Noto Naskh Arabic" w:hAnsi="Noto Naskh Arabic" w:eastAsia="Noto Naskh Arabic" w:cs="Noto Naskh Arabic"/>
+          <w:b w:val="false"/>
+          <w:sz w:val="19"/>
+        </w:rPr>
+      </w:pPr>
+      <w:r>
+        <w:rPr>
+          <w:rFonts w:eastAsia="Noto Naskh Arabic" w:cs="Noto Naskh Arabic"/>
+          <w:b w:val="false"/>
+          <w:sz w:val="19"/>
+          <w:rtl w:val="true"/>
+        </w:rPr>
+      </w:r>
+    </w:p>
+    <w:p>
+      <w:pPr>
+        <w:pStyle w:val="Normal"/>
+        <w:bidi w:val="1"/>
+        <w:spacing w:lineRule="auto" w:line="264" w:before="0" w:after="80"/>
+        <w:jc w:val="left"/>
+        <w:rPr>
+          <w:rFonts w:ascii="Noto Naskh Arabic" w:hAnsi="Noto Naskh Arabic" w:eastAsia="Noto Naskh Arabic" w:cs="Noto Naskh Arabic"/>
+          <w:b w:val="false"/>
+          <w:sz w:val="19"/>
+        </w:rPr>
+      </w:pPr>
+      <w:r>
+        <w:rPr>
+          <w:rFonts w:eastAsia="Noto Naskh Arabic" w:cs="Noto Naskh Arabic"/>
+          <w:b w:val="false"/>
+          <w:sz w:val="19"/>
+          <w:rtl w:val="true"/>
+        </w:rPr>
+      </w:r>
+    </w:p>
+    <w:p>
+      <w:pPr>
+        <w:pStyle w:val="Normal"/>
+        <w:bidi w:val="1"/>
+        <w:spacing w:lineRule="auto" w:line="264" w:before="0" w:after="80"/>
+        <w:jc w:val="left"/>
+        <w:rPr>
+          <w:rFonts w:ascii="Noto Naskh Arabic" w:hAnsi="Noto Naskh Arabic" w:eastAsia="Noto Naskh Arabic" w:cs="Noto Naskh Arabic"/>
+          <w:b w:val="false"/>
+          <w:sz w:val="19"/>
+        </w:rPr>
+      </w:pPr>
+      <w:r>
+        <w:rPr>
+          <w:rFonts w:eastAsia="Noto Naskh Arabic" w:cs="Noto Naskh Arabic"/>
+          <w:b w:val="false"/>
+          <w:sz w:val="19"/>
+          <w:rtl w:val="true"/>
+        </w:rPr>
+      </w:r>
+    </w:p>
+    <w:p>
+      <w:pPr>
+        <w:pStyle w:val="Normal"/>
+        <w:bidi w:val="1"/>
+        <w:spacing w:lineRule="auto" w:line="264" w:before="0" w:after="80"/>
+        <w:jc w:val="left"/>
+        <w:rPr>
+          <w:rFonts w:ascii="Noto Naskh Arabic" w:hAnsi="Noto Naskh Arabic" w:eastAsia="Noto Naskh Arabic" w:cs="Noto Naskh Arabic"/>
+          <w:b w:val="false"/>
+          <w:sz w:val="19"/>
+        </w:rPr>
+      </w:pPr>
+      <w:r>
+        <w:rPr>
+          <w:rFonts w:eastAsia="Noto Naskh Arabic" w:cs="Noto Naskh Arabic"/>
+          <w:b w:val="false"/>
+          <w:sz w:val="19"/>
+          <w:rtl w:val="true"/>
+        </w:rPr>
+      </w:r>
+    </w:p>
+    <w:p>
+      <w:pPr>
+        <w:pStyle w:val="Normal"/>
+        <w:bidi w:val="1"/>
+        <w:spacing w:lineRule="auto" w:line="264" w:before="0" w:after="80"/>
+        <w:jc w:val="left"/>
+        <w:rPr>
+          <w:rFonts w:ascii="Noto Naskh Arabic" w:hAnsi="Noto Naskh Arabic" w:eastAsia="Noto Naskh Arabic" w:cs="Noto Naskh Arabic"/>
+          <w:b w:val="false"/>
+          <w:sz w:val="19"/>
+        </w:rPr>
+      </w:pPr>
+      <w:r>
+        <w:rPr>
+          <w:rFonts w:eastAsia="Noto Naskh Arabic" w:cs="Noto Naskh Arabic"/>
+          <w:b w:val="false"/>
+          <w:sz w:val="19"/>
+          <w:rtl w:val="true"/>
+        </w:rPr>
+      </w:r>
+    </w:p>
+    <w:p>
+      <w:pPr>
+        <w:pStyle w:val="Normal"/>
+        <w:bidi w:val="1"/>
+        <w:spacing w:lineRule="auto" w:line="264" w:before="0" w:after="80"/>
+        <w:jc w:val="left"/>
+        <w:rPr>
+          <w:rFonts w:ascii="Noto Naskh Arabic" w:hAnsi="Noto Naskh Arabic" w:eastAsia="Noto Naskh Arabic" w:cs="Noto Naskh Arabic"/>
+          <w:b w:val="false"/>
+          <w:sz w:val="19"/>
+        </w:rPr>
+      </w:pPr>
+      <w:r>
+        <w:rPr>
+          <w:rFonts w:eastAsia="Noto Naskh Arabic" w:cs="Noto Naskh Arabic"/>
+          <w:b w:val="false"/>
+          <w:sz w:val="19"/>
+          <w:rtl w:val="true"/>
+        </w:rPr>
+      </w:r>
+    </w:p>
+    <w:p>
+      <w:pPr>
+        <w:pStyle w:val="Normal"/>
+        <w:bidi w:val="1"/>
+        <w:spacing w:lineRule="auto" w:line="264" w:before="0" w:after="80"/>
+        <w:jc w:val="left"/>
+        <w:rPr>
+          <w:rFonts w:ascii="Noto Naskh Arabic" w:hAnsi="Noto Naskh Arabic" w:eastAsia="Noto Naskh Arabic" w:cs="Noto Naskh Arabic"/>
+          <w:b w:val="false"/>
+          <w:sz w:val="19"/>
+        </w:rPr>
+      </w:pPr>
+      <w:r>
+        <w:rPr>
+          <w:rFonts w:eastAsia="Noto Naskh Arabic" w:cs="Noto Naskh Arabic"/>
+          <w:b w:val="false"/>
+          <w:sz w:val="19"/>
+          <w:rtl w:val="true"/>
+        </w:rPr>
+      </w:r>
+    </w:p>
+    <w:p>
+      <w:pPr>
+        <w:pStyle w:val="Normal"/>
+        <w:bidi w:val="1"/>
+        <w:spacing w:lineRule="auto" w:line="264" w:before="0" w:after="80"/>
+        <w:jc w:val="center"/>
+        <w:rPr>
+          <w:rFonts w:ascii="Noto Naskh Arabic" w:hAnsi="Noto Naskh Arabic" w:eastAsia="Noto Naskh Arabic" w:cs="Noto Naskh Arabic"/>
+          <w:b w:val="false"/>
+          <w:sz w:val="19"/>
+        </w:rPr>
+      </w:pPr>
+      <w:r>
+        <w:rPr>
+          <w:rFonts w:ascii="Noto Naskh Arabic" w:hAnsi="Noto Naskh Arabic" w:eastAsia="Noto Naskh Arabic"/>
+          <w:b w:val="false"/>
+          <w:b w:val="false"/>
+          <w:sz w:val="19"/>
+          <w:sz w:val="19"/>
+          <w:rtl w:val="true"/>
+        </w:rPr>
+        <w:t xml:space="preserve">شکل </w:t>
+      </w:r>
+      <w:r>
+        <w:rPr>
+          <w:rFonts w:eastAsia="Noto Naskh Arabic" w:cs="Noto Naskh Arabic"/>
+          <w:b w:val="false"/>
+          <w:sz w:val="19"/>
+          <w:rtl w:val="true"/>
+        </w:rPr>
+        <w:t xml:space="preserve">: </w:t>
+      </w:r>
+      <w:r>
+        <w:rPr>
+          <w:rFonts w:ascii="Noto Naskh Arabic" w:hAnsi="Noto Naskh Arabic" w:eastAsia="Noto Naskh Arabic"/>
+          <w:b w:val="false"/>
+          <w:b w:val="false"/>
+          <w:sz w:val="19"/>
+          <w:sz w:val="19"/>
+          <w:rtl w:val="true"/>
+        </w:rPr>
+        <w:t xml:space="preserve">فرمان </w:t>
+      </w:r>
+      <w:r>
+        <w:rPr>
+          <w:rFonts w:eastAsia="Noto Naskh Arabic" w:cs="Noto Naskh Arabic"/>
+          <w:b w:val="false"/>
+          <w:sz w:val="19"/>
+        </w:rPr>
+        <w:t>AT+DDET</w:t>
+      </w:r>
+      <w:r>
+        <w:rPr>
+          <w:rFonts w:eastAsia="Noto Naskh Arabic" w:cs="Noto Naskh Arabic"/>
+          <w:b w:val="false"/>
+          <w:sz w:val="19"/>
+          <w:rtl w:val="true"/>
+        </w:rPr>
+        <w:t xml:space="preserve"> </w:t>
+      </w:r>
+      <w:r>
+        <w:rPr>
+          <w:rFonts w:ascii="Noto Naskh Arabic" w:hAnsi="Noto Naskh Arabic" w:eastAsia="Noto Naskh Arabic"/>
+          <w:b w:val="false"/>
+          <w:b w:val="false"/>
+          <w:sz w:val="19"/>
+          <w:sz w:val="19"/>
+          <w:rtl w:val="true"/>
+        </w:rPr>
+        <w:t xml:space="preserve">و قالب گزارش رقم </w:t>
+      </w:r>
+      <w:r>
+        <w:rPr>
+          <w:rFonts w:eastAsia="Noto Naskh Arabic" w:cs="Noto Naskh Arabic"/>
+          <w:b w:val="false"/>
+          <w:sz w:val="19"/>
+        </w:rPr>
+        <w:t>DTMF</w:t>
+      </w:r>
+      <w:r>
+        <w:rPr>
+          <w:rFonts w:eastAsia="Noto Naskh Arabic" w:cs="Noto Naskh Arabic"/>
+          <w:b w:val="false"/>
+          <w:sz w:val="19"/>
+          <w:rtl w:val="true"/>
+        </w:rPr>
+        <w:t xml:space="preserve"> </w:t>
+      </w:r>
+      <w:r>
+        <w:rPr>
+          <w:rFonts w:ascii="Noto Naskh Arabic" w:hAnsi="Noto Naskh Arabic" w:eastAsia="Noto Naskh Arabic"/>
+          <w:b w:val="false"/>
+          <w:b w:val="false"/>
+          <w:sz w:val="19"/>
+          <w:sz w:val="19"/>
+          <w:rtl w:val="true"/>
+        </w:rPr>
+        <w:t xml:space="preserve">در راهنمای رسمی </w:t>
+      </w:r>
+      <w:r>
+        <w:rPr>
+          <w:rFonts w:eastAsia="Noto Naskh Arabic" w:cs="Noto Naskh Arabic"/>
+          <w:b w:val="false"/>
+          <w:sz w:val="19"/>
+        </w:rPr>
+        <w:t>SIM800 Series</w:t>
+      </w:r>
+      <w:r>
+        <w:rPr>
+          <w:rFonts w:eastAsia="Noto Naskh Arabic" w:cs="Noto Naskh Arabic"/>
+          <w:b w:val="false"/>
+          <w:sz w:val="19"/>
+          <w:rtl w:val="true"/>
+        </w:rPr>
+        <w:t xml:space="preserve"> [</w:t>
+      </w:r>
+      <w:r>
+        <w:rPr>
+          <w:rFonts w:eastAsia="Noto Naskh Arabic" w:cs="Noto Naskh Arabic"/>
+          <w:b w:val="false"/>
+          <w:sz w:val="19"/>
+        </w:rPr>
+        <w:t>3</w:t>
+      </w:r>
+      <w:r>
+        <w:rPr>
+          <w:rFonts w:ascii="Noto Naskh Arabic" w:hAnsi="Noto Naskh Arabic" w:eastAsia="Noto Naskh Arabic"/>
+          <w:b w:val="false"/>
+          <w:b w:val="false"/>
+          <w:sz w:val="19"/>
+          <w:sz w:val="19"/>
+          <w:rtl w:val="true"/>
+        </w:rPr>
+        <w:t>، ص</w:t>
+      </w:r>
+      <w:r>
+        <w:rPr>
+          <w:rFonts w:eastAsia="Noto Naskh Arabic" w:cs="Noto Naskh Arabic"/>
+          <w:b w:val="false"/>
+          <w:sz w:val="19"/>
+          <w:rtl w:val="true"/>
+        </w:rPr>
+        <w:t xml:space="preserve">. </w:t>
+      </w:r>
+      <w:r>
+        <w:rPr>
+          <w:rFonts w:eastAsia="Noto Naskh Arabic" w:cs="Noto Naskh Arabic"/>
+          <w:b w:val="false"/>
+          <w:sz w:val="19"/>
+        </w:rPr>
+        <w:t>332</w:t>
+      </w:r>
+      <w:r>
+        <w:rPr>
+          <w:rFonts w:eastAsia="Noto Naskh Arabic" w:cs="Noto Naskh Arabic"/>
+          <w:b w:val="false"/>
+          <w:sz w:val="19"/>
+          <w:rtl w:val="true"/>
+        </w:rPr>
+        <w:t>]</w:t>
+      </w:r>
+    </w:p>
+    <w:p>
+      <w:pPr>
+        <w:pStyle w:val="Normal"/>
+        <w:bidi w:val="1"/>
+        <w:spacing w:lineRule="auto" w:line="264" w:before="0" w:after="80"/>
+        <w:jc w:val="left"/>
+        <w:rPr>
+          <w:rFonts w:ascii="Noto Naskh Arabic" w:hAnsi="Noto Naskh Arabic" w:eastAsia="Noto Naskh Arabic" w:cs="Noto Naskh Arabic"/>
+          <w:b w:val="false"/>
+          <w:sz w:val="19"/>
+        </w:rPr>
+      </w:pPr>
+      <w:r>
+        <w:rPr>
+          <w:rFonts w:eastAsia="Noto Naskh Arabic" w:cs="Noto Naskh Arabic"/>
+          <w:b w:val="false"/>
+          <w:sz w:val="19"/>
+          <w:rtl w:val="true"/>
+        </w:rPr>
+      </w:r>
+    </w:p>
+    <w:p>
+      <w:pPr>
+        <w:pStyle w:val="Normal"/>
+        <w:bidi w:val="1"/>
+        <w:spacing w:lineRule="auto" w:line="264" w:before="0" w:after="80"/>
+        <w:jc w:val="left"/>
+        <w:rPr>
+          <w:rFonts w:ascii="Noto Naskh Arabic" w:hAnsi="Noto Naskh Arabic" w:eastAsia="Noto Naskh Arabic" w:cs="Noto Naskh Arabic"/>
+          <w:b w:val="false"/>
+          <w:sz w:val="19"/>
+        </w:rPr>
+      </w:pPr>
+      <w:r>
+        <w:rPr>
+          <w:rFonts w:eastAsia="Noto Naskh Arabic" w:cs="Noto Naskh Arabic"/>
+          <w:b w:val="false"/>
+          <w:sz w:val="19"/>
+          <w:rtl w:val="true"/>
+        </w:rPr>
+      </w:r>
+    </w:p>
+    <w:p>
+      <w:pPr>
+        <w:pStyle w:val="Normal"/>
+        <w:bidi w:val="1"/>
+        <w:spacing w:lineRule="auto" w:line="264" w:before="0" w:after="80"/>
+        <w:jc w:val="left"/>
+        <w:rPr>
+          <w:rFonts w:ascii="Noto Naskh Arabic" w:hAnsi="Noto Naskh Arabic" w:eastAsia="Noto Naskh Arabic" w:cs="Noto Naskh Arabic"/>
+          <w:b w:val="false"/>
+          <w:sz w:val="19"/>
+        </w:rPr>
+      </w:pPr>
+      <w:r>
+        <w:rPr>
+          <w:rFonts w:eastAsia="Noto Naskh Arabic" w:cs="Noto Naskh Arabic"/>
+          <w:b w:val="false"/>
+          <w:sz w:val="19"/>
+          <w:rtl w:val="true"/>
+        </w:rPr>
+      </w:r>
+    </w:p>
+    <w:p>
+      <w:pPr>
+        <w:pStyle w:val="Normal"/>
+        <w:bidi w:val="1"/>
+        <w:spacing w:lineRule="auto" w:line="264" w:before="0" w:after="80"/>
+        <w:jc w:val="left"/>
+        <w:rPr>
+          <w:rFonts w:ascii="Noto Naskh Arabic" w:hAnsi="Noto Naskh Arabic" w:eastAsia="Noto Naskh Arabic" w:cs="Noto Naskh Arabic"/>
+          <w:b w:val="false"/>
+          <w:sz w:val="19"/>
+        </w:rPr>
+      </w:pPr>
+      <w:r>
+        <w:rPr>
+          <w:rFonts w:eastAsia="Noto Naskh Arabic" w:cs="Noto Naskh Arabic"/>
+          <w:b w:val="false"/>
+          <w:sz w:val="19"/>
+          <w:rtl w:val="true"/>
+        </w:rPr>
+      </w:r>
+    </w:p>
+    <w:p>
+      <w:pPr>
+        <w:pStyle w:val="Normal"/>
+        <w:bidi w:val="1"/>
+        <w:spacing w:lineRule="auto" w:line="264" w:before="0" w:after="80"/>
+        <w:jc w:val="left"/>
+        <w:rPr>
+          <w:rFonts w:ascii="Noto Naskh Arabic" w:hAnsi="Noto Naskh Arabic" w:eastAsia="Noto Naskh Arabic" w:cs="Noto Naskh Arabic"/>
+          <w:b w:val="false"/>
+          <w:sz w:val="19"/>
+        </w:rPr>
+      </w:pPr>
+      <w:r>
+        <w:rPr>
+          <w:rFonts w:eastAsia="Noto Naskh Arabic" w:cs="Noto Naskh Arabic"/>
+          <w:b w:val="false"/>
+          <w:sz w:val="19"/>
+          <w:rtl w:val="true"/>
+        </w:rPr>
+      </w:r>
+    </w:p>
+    <w:p>
+      <w:pPr>
+        <w:pStyle w:val="Normal"/>
+        <w:bidi w:val="1"/>
+        <w:spacing w:lineRule="auto" w:line="264" w:before="0" w:after="80"/>
+        <w:jc w:val="left"/>
+        <w:rPr>
+          <w:rFonts w:ascii="Noto Naskh Arabic" w:hAnsi="Noto Naskh Arabic" w:eastAsia="Noto Naskh Arabic" w:cs="Noto Naskh Arabic"/>
+          <w:b w:val="false"/>
+          <w:sz w:val="19"/>
+        </w:rPr>
+      </w:pPr>
+      <w:r>
+        <w:rPr>
+          <w:rFonts w:eastAsia="Noto Naskh Arabic" w:cs="Noto Naskh Arabic"/>
+          <w:b w:val="false"/>
+          <w:sz w:val="19"/>
+          <w:rtl w:val="true"/>
+        </w:rPr>
+      </w:r>
+    </w:p>
+    <w:p>
+      <w:pPr>
+        <w:pStyle w:val="Normal"/>
+        <w:bidi w:val="1"/>
+        <w:spacing w:lineRule="auto" w:line="264" w:before="0" w:after="80"/>
+        <w:jc w:val="left"/>
+        <w:rPr>
+          <w:rFonts w:ascii="Noto Naskh Arabic" w:hAnsi="Noto Naskh Arabic" w:eastAsia="Noto Naskh Arabic" w:cs="Noto Naskh Arabic"/>
+          <w:b w:val="false"/>
+          <w:sz w:val="19"/>
+        </w:rPr>
+      </w:pPr>
+      <w:r>
+        <w:rPr>
+          <w:rFonts w:eastAsia="Noto Naskh Arabic" w:cs="Noto Naskh Arabic"/>
+          <w:b w:val="false"/>
+          <w:sz w:val="19"/>
+          <w:rtl w:val="true"/>
+        </w:rPr>
+      </w:r>
+    </w:p>
+    <w:p>
+      <w:pPr>
+        <w:pStyle w:val="Normal"/>
+        <w:bidi w:val="1"/>
+        <w:spacing w:lineRule="auto" w:line="264" w:before="0" w:after="80"/>
+        <w:jc w:val="left"/>
+        <w:rPr>
+          <w:rFonts w:ascii="Noto Naskh Arabic" w:hAnsi="Noto Naskh Arabic" w:eastAsia="Noto Naskh Arabic" w:cs="Noto Naskh Arabic"/>
+          <w:b w:val="false"/>
+          <w:sz w:val="19"/>
+        </w:rPr>
+      </w:pPr>
+      <w:r>
+        <w:rPr>
+          <w:rFonts w:eastAsia="Noto Naskh Arabic" w:cs="Noto Naskh Arabic"/>
+          <w:b w:val="false"/>
+          <w:sz w:val="19"/>
+          <w:rtl w:val="true"/>
+        </w:rPr>
+      </w:r>
+    </w:p>
+    <w:p>
+      <w:pPr>
+        <w:pStyle w:val="Normal"/>
+        <w:bidi w:val="1"/>
+        <w:spacing w:lineRule="auto" w:line="264" w:before="0" w:after="80"/>
+        <w:jc w:val="left"/>
+        <w:rPr>
+          <w:rFonts w:ascii="Noto Naskh Arabic" w:hAnsi="Noto Naskh Arabic" w:eastAsia="Noto Naskh Arabic" w:cs="Noto Naskh Arabic"/>
+          <w:b w:val="false"/>
+          <w:sz w:val="19"/>
+        </w:rPr>
+      </w:pPr>
+      <w:r>
+        <w:rPr>
+          <w:rFonts w:eastAsia="Noto Naskh Arabic" w:cs="Noto Naskh Arabic"/>
+          <w:b w:val="false"/>
+          <w:sz w:val="19"/>
+          <w:rtl w:val="true"/>
+        </w:rPr>
+      </w:r>
+    </w:p>
+    <w:p>
+      <w:pPr>
+        <w:pStyle w:val="Normal"/>
+        <w:bidi w:val="1"/>
+        <w:spacing w:lineRule="auto" w:line="264" w:before="0" w:after="80"/>
+        <w:jc w:val="left"/>
+        <w:rPr>
+          <w:rFonts w:ascii="Noto Naskh Arabic" w:hAnsi="Noto Naskh Arabic" w:eastAsia="Noto Naskh Arabic" w:cs="Noto Naskh Arabic"/>
+          <w:b w:val="false"/>
+          <w:sz w:val="19"/>
+        </w:rPr>
+      </w:pPr>
+      <w:r>
+        <w:rPr>
+          <w:rFonts w:eastAsia="Noto Naskh Arabic" w:cs="Noto Naskh Arabic"/>
+          <w:b w:val="false"/>
+          <w:sz w:val="19"/>
+          <w:rtl w:val="true"/>
+        </w:rPr>
+      </w:r>
+    </w:p>
+    <w:p>
+      <w:pPr>
+        <w:pStyle w:val="Normal"/>
+        <w:bidi w:val="1"/>
+        <w:spacing w:lineRule="auto" w:line="264" w:before="0" w:after="80"/>
+        <w:jc w:val="left"/>
+        <w:rPr>
+          <w:rFonts w:ascii="Noto Naskh Arabic" w:hAnsi="Noto Naskh Arabic" w:eastAsia="Noto Naskh Arabic" w:cs="Noto Naskh Arabic"/>
+          <w:b w:val="false"/>
+          <w:sz w:val="19"/>
+        </w:rPr>
+      </w:pPr>
+      <w:r>
+        <w:rPr>
+          <w:rFonts w:eastAsia="Noto Naskh Arabic" w:cs="Noto Naskh Arabic"/>
+          <w:b w:val="false"/>
+          <w:sz w:val="19"/>
+          <w:rtl w:val="true"/>
+        </w:rPr>
+      </w:r>
+    </w:p>
+    <w:p>
+      <w:pPr>
+        <w:pStyle w:val="Normal"/>
+        <w:bidi w:val="1"/>
+        <w:spacing w:lineRule="auto" w:line="264" w:before="0" w:after="80"/>
+        <w:jc w:val="left"/>
+        <w:rPr>
+          <w:rFonts w:ascii="Noto Naskh Arabic" w:hAnsi="Noto Naskh Arabic" w:eastAsia="Noto Naskh Arabic" w:cs="Noto Naskh Arabic"/>
+          <w:b w:val="false"/>
+          <w:sz w:val="19"/>
+        </w:rPr>
+      </w:pPr>
+      <w:r>
+        <w:rPr>
+          <w:rFonts w:eastAsia="Noto Naskh Arabic" w:cs="Noto Naskh Arabic"/>
+          <w:b w:val="false"/>
+          <w:sz w:val="19"/>
+          <w:rtl w:val="true"/>
+        </w:rPr>
+      </w:r>
+    </w:p>
+    <w:p>
+      <w:pPr>
+        <w:pStyle w:val="Normal"/>
+        <w:bidi w:val="1"/>
+        <w:spacing w:lineRule="auto" w:line="264" w:before="0" w:after="80"/>
+        <w:jc w:val="left"/>
+        <w:rPr>
+          <w:rFonts w:ascii="Noto Naskh Arabic" w:hAnsi="Noto Naskh Arabic" w:eastAsia="Noto Naskh Arabic" w:cs="Noto Naskh Arabic"/>
+          <w:b w:val="false"/>
+          <w:sz w:val="19"/>
+        </w:rPr>
+      </w:pPr>
+      <w:r>
+        <w:rPr>
+          <w:rFonts w:eastAsia="Noto Naskh Arabic" w:cs="Noto Naskh Arabic"/>
+          <w:b w:val="false"/>
+          <w:sz w:val="19"/>
+          <w:rtl w:val="true"/>
+        </w:rPr>
+      </w:r>
+    </w:p>
+    <w:p>
+      <w:pPr>
+        <w:pStyle w:val="Normal"/>
+        <w:bidi w:val="1"/>
+        <w:spacing w:lineRule="auto" w:line="264" w:before="0" w:after="80"/>
+        <w:jc w:val="left"/>
+        <w:rPr>
+          <w:rFonts w:ascii="Noto Naskh Arabic" w:hAnsi="Noto Naskh Arabic" w:eastAsia="Noto Naskh Arabic" w:cs="Noto Naskh Arabic"/>
+          <w:b w:val="false"/>
+          <w:sz w:val="19"/>
+        </w:rPr>
+      </w:pPr>
+      <w:r>
+        <w:rPr>
+          <w:rFonts w:eastAsia="Noto Naskh Arabic" w:cs="Noto Naskh Arabic"/>
+          <w:b w:val="false"/>
+          <w:sz w:val="19"/>
+          <w:rtl w:val="true"/>
+        </w:rPr>
+        <w:drawing>
+          <wp:anchor behindDoc="0" distT="0" distB="0" distL="0" distR="0" simplePos="0" locked="0" layoutInCell="0" allowOverlap="1" relativeHeight="2">
+            <wp:simplePos x="0" y="0"/>
+            <wp:positionH relativeFrom="column">
+              <wp:posOffset>619760</wp:posOffset>
+            </wp:positionH>
+            <wp:positionV relativeFrom="paragraph">
+              <wp:posOffset>33655</wp:posOffset>
+            </wp:positionV>
+            <wp:extent cx="4947920" cy="3137535"/>
+            <wp:effectExtent l="0" t="0" r="0" b="0"/>
+            <wp:wrapSquare wrapText="largest"/>
+            <wp:docPr id="2" name="Image1" descr=""/>
+            <wp:cNvGraphicFramePr>
+              <a:graphicFrameLocks xmlns:a="http://schemas.openxmlformats.org/drawingml/2006/main" noChangeAspect="1"/>
+            </wp:cNvGraphicFramePr>
+            <a:graphic xmlns:a="http://schemas.openxmlformats.org/drawingml/2006/main">
+              <a:graphicData uri="http://schemas.openxmlformats.org/drawingml/2006/picture">
+                <pic:pic xmlns:pic="http://schemas.openxmlformats.org/drawingml/2006/picture">
+                  <pic:nvPicPr>
+                    <pic:cNvPr id="2" name="Image1" descr=""/>
+                    <pic:cNvPicPr>
+                      <a:picLocks noChangeAspect="1" noChangeArrowheads="1"/>
+                    </pic:cNvPicPr>
+                  </pic:nvPicPr>
+                  <pic:blipFill>
+                    <a:blip r:embed="rId3"/>
                     <a:stretch>
                       <a:fillRect/>
                     </a:stretch>
@@ -3920,7 +4998,7 @@
       <w:pPr>
         <w:pStyle w:val="Normal"/>
         <w:bidi w:val="1"/>
-        <w:spacing w:lineRule="auto" w:line="266" w:before="0" w:after="80"/>
+        <w:spacing w:lineRule="auto" w:line="264" w:before="0" w:after="80"/>
         <w:jc w:val="left"/>
         <w:rPr>
           <w:rFonts w:ascii="Noto Naskh Arabic" w:hAnsi="Noto Naskh Arabic" w:eastAsia="Noto Naskh Arabic" w:cs="Noto Naskh Arabic"/>
@@ -3941,7 +5019,7 @@
       <w:pPr>
         <w:pStyle w:val="Normal"/>
         <w:bidi w:val="1"/>
-        <w:spacing w:lineRule="auto" w:line="266" w:before="0" w:after="80"/>
+        <w:spacing w:lineRule="auto" w:line="264" w:before="0" w:after="80"/>
         <w:jc w:val="left"/>
         <w:rPr>
           <w:rFonts w:ascii="Noto Naskh Arabic" w:hAnsi="Noto Naskh Arabic" w:eastAsia="Noto Naskh Arabic" w:cs="Noto Naskh Arabic"/>
@@ -3962,7 +5040,7 @@
       <w:pPr>
         <w:pStyle w:val="Normal"/>
         <w:bidi w:val="1"/>
-        <w:spacing w:lineRule="auto" w:line="266" w:before="0" w:after="80"/>
+        <w:spacing w:lineRule="auto" w:line="264" w:before="0" w:after="80"/>
         <w:jc w:val="left"/>
         <w:rPr>
           <w:rFonts w:ascii="Noto Naskh Arabic" w:hAnsi="Noto Naskh Arabic" w:eastAsia="Noto Naskh Arabic" w:cs="Noto Naskh Arabic"/>
@@ -3983,7 +5061,7 @@
       <w:pPr>
         <w:pStyle w:val="Normal"/>
         <w:bidi w:val="1"/>
-        <w:spacing w:lineRule="auto" w:line="266" w:before="0" w:after="80"/>
+        <w:spacing w:lineRule="auto" w:line="264" w:before="0" w:after="80"/>
         <w:jc w:val="left"/>
         <w:rPr>
           <w:rFonts w:ascii="Noto Naskh Arabic" w:hAnsi="Noto Naskh Arabic" w:eastAsia="Noto Naskh Arabic" w:cs="Noto Naskh Arabic"/>
@@ -4004,7 +5082,7 @@
       <w:pPr>
         <w:pStyle w:val="Normal"/>
         <w:bidi w:val="1"/>
-        <w:spacing w:lineRule="auto" w:line="266" w:before="0" w:after="80"/>
+        <w:spacing w:lineRule="auto" w:line="264" w:before="0" w:after="80"/>
         <w:jc w:val="left"/>
         <w:rPr>
           <w:rFonts w:ascii="Noto Naskh Arabic" w:hAnsi="Noto Naskh Arabic" w:eastAsia="Noto Naskh Arabic" w:cs="Noto Naskh Arabic"/>
@@ -4025,7 +5103,7 @@
       <w:pPr>
         <w:pStyle w:val="Normal"/>
         <w:bidi w:val="1"/>
-        <w:spacing w:lineRule="auto" w:line="266" w:before="0" w:after="80"/>
+        <w:spacing w:lineRule="auto" w:line="264" w:before="0" w:after="80"/>
         <w:jc w:val="left"/>
         <w:rPr>
           <w:rFonts w:ascii="Noto Naskh Arabic" w:hAnsi="Noto Naskh Arabic" w:eastAsia="Noto Naskh Arabic" w:cs="Noto Naskh Arabic"/>
@@ -4046,7 +5124,7 @@
       <w:pPr>
         <w:pStyle w:val="Normal"/>
         <w:bidi w:val="1"/>
-        <w:spacing w:lineRule="auto" w:line="266" w:before="0" w:after="80"/>
+        <w:spacing w:lineRule="auto" w:line="264" w:before="0" w:after="80"/>
         <w:jc w:val="left"/>
         <w:rPr>
           <w:rFonts w:ascii="Noto Naskh Arabic" w:hAnsi="Noto Naskh Arabic" w:eastAsia="Noto Naskh Arabic" w:cs="Noto Naskh Arabic"/>
@@ -4067,7 +5145,7 @@
       <w:pPr>
         <w:pStyle w:val="Normal"/>
         <w:bidi w:val="1"/>
-        <w:spacing w:lineRule="auto" w:line="266" w:before="0" w:after="80"/>
+        <w:spacing w:lineRule="auto" w:line="264" w:before="0" w:after="80"/>
         <w:jc w:val="left"/>
         <w:rPr>
           <w:rFonts w:ascii="Noto Naskh Arabic" w:hAnsi="Noto Naskh Arabic" w:eastAsia="Noto Naskh Arabic" w:cs="Noto Naskh Arabic"/>
@@ -4088,7 +5166,7 @@
       <w:pPr>
         <w:pStyle w:val="Normal"/>
         <w:bidi w:val="1"/>
-        <w:spacing w:lineRule="auto" w:line="266" w:before="0" w:after="80"/>
+        <w:spacing w:lineRule="auto" w:line="264" w:before="0" w:after="80"/>
         <w:jc w:val="left"/>
         <w:rPr>
           <w:rFonts w:ascii="Noto Naskh Arabic" w:hAnsi="Noto Naskh Arabic" w:eastAsia="Noto Naskh Arabic" w:cs="Noto Naskh Arabic"/>
@@ -4109,7 +5187,7 @@
       <w:pPr>
         <w:pStyle w:val="Normal"/>
         <w:bidi w:val="1"/>
-        <w:spacing w:lineRule="auto" w:line="266" w:before="0" w:after="80"/>
+        <w:spacing w:lineRule="auto" w:line="264" w:before="0" w:after="80"/>
         <w:jc w:val="left"/>
         <w:rPr>
           <w:rFonts w:ascii="Noto Naskh Arabic" w:hAnsi="Noto Naskh Arabic" w:eastAsia="Noto Naskh Arabic" w:cs="Noto Naskh Arabic"/>
@@ -4130,28 +5208,7 @@
       <w:pPr>
         <w:pStyle w:val="Normal"/>
         <w:bidi w:val="1"/>
-        <w:spacing w:lineRule="auto" w:line="266" w:before="0" w:after="80"/>
-        <w:jc w:val="left"/>
-        <w:rPr>
-          <w:rFonts w:ascii="Noto Naskh Arabic" w:hAnsi="Noto Naskh Arabic" w:eastAsia="Noto Naskh Arabic" w:cs="Noto Naskh Arabic"/>
-          <w:b w:val="false"/>
-          <w:sz w:val="19"/>
-        </w:rPr>
-      </w:pPr>
-      <w:r>
-        <w:rPr>
-          <w:rFonts w:eastAsia="Noto Naskh Arabic" w:cs="Noto Naskh Arabic"/>
-          <w:b w:val="false"/>
-          <w:sz w:val="19"/>
-          <w:rtl w:val="true"/>
-        </w:rPr>
-      </w:r>
-    </w:p>
-    <w:p>
-      <w:pPr>
-        <w:pStyle w:val="Normal"/>
-        <w:bidi w:val="1"/>
-        <w:spacing w:lineRule="auto" w:line="266" w:before="0" w:after="80"/>
+        <w:spacing w:lineRule="auto" w:line="264" w:before="0" w:after="80"/>
         <w:jc w:val="center"/>
         <w:rPr>
           <w:color w:val="000000"/>
@@ -4228,7 +5285,7 @@
         <w:pStyle w:val="Normal"/>
         <w:keepNext w:val="true"/>
         <w:bidi w:val="1"/>
-        <w:spacing w:lineRule="auto" w:line="266" w:before="140" w:after="80"/>
+        <w:spacing w:lineRule="auto" w:line="264" w:before="140" w:after="80"/>
         <w:jc w:val="left"/>
         <w:rPr>
           <w:b/>
@@ -4281,7 +5338,7 @@
         <w:pStyle w:val="Normal"/>
         <w:keepNext w:val="false"/>
         <w:bidi w:val="1"/>
-        <w:spacing w:lineRule="auto" w:line="266" w:before="0" w:after="80"/>
+        <w:spacing w:lineRule="auto" w:line="264" w:before="0" w:after="80"/>
         <w:jc w:val="left"/>
         <w:rPr>
           <w:color w:val="000000"/>
@@ -5566,9 +6623,924 @@
     <w:p>
       <w:pPr>
         <w:pStyle w:val="Normal"/>
+        <w:bidi w:val="1"/>
+        <w:spacing w:before="0" w:after="20"/>
+        <w:jc w:val="left"/>
+        <w:rPr>
+          <w:rFonts w:ascii="Noto Naskh Arabic" w:hAnsi="Noto Naskh Arabic" w:eastAsia="Noto Naskh Arabic" w:cs="Noto Naskh Arabic"/>
+          <w:b w:val="false"/>
+          <w:sz w:val="19"/>
+        </w:rPr>
+      </w:pPr>
+      <w:r>
+        <w:rPr>
+          <w:rFonts w:eastAsia="Noto Naskh Arabic" w:cs="Noto Naskh Arabic"/>
+          <w:b w:val="false"/>
+          <w:sz w:val="19"/>
+          <w:rtl w:val="true"/>
+        </w:rPr>
+      </w:r>
+    </w:p>
+    <w:p>
+      <w:pPr>
+        <w:pStyle w:val="Normal"/>
+        <w:bidi w:val="1"/>
+        <w:spacing w:before="0" w:after="20"/>
+        <w:jc w:val="left"/>
+        <w:rPr>
+          <w:rFonts w:ascii="Noto Naskh Arabic" w:hAnsi="Noto Naskh Arabic" w:eastAsia="Noto Naskh Arabic" w:cs="Noto Naskh Arabic"/>
+          <w:b w:val="false"/>
+          <w:sz w:val="19"/>
+        </w:rPr>
+      </w:pPr>
+      <w:r>
+        <w:rPr>
+          <w:rFonts w:eastAsia="Noto Naskh Arabic" w:cs="Noto Naskh Arabic"/>
+          <w:b w:val="false"/>
+          <w:sz w:val="19"/>
+          <w:rtl w:val="true"/>
+        </w:rPr>
+        <w:drawing>
+          <wp:anchor behindDoc="0" distT="0" distB="0" distL="0" distR="0" simplePos="0" locked="0" layoutInCell="0" allowOverlap="1" relativeHeight="4">
+            <wp:simplePos x="0" y="0"/>
+            <wp:positionH relativeFrom="column">
+              <wp:posOffset>308610</wp:posOffset>
+            </wp:positionH>
+            <wp:positionV relativeFrom="paragraph">
+              <wp:posOffset>86995</wp:posOffset>
+            </wp:positionV>
+            <wp:extent cx="5749290" cy="4991100"/>
+            <wp:effectExtent l="0" t="0" r="0" b="0"/>
+            <wp:wrapSquare wrapText="largest"/>
+            <wp:docPr id="3" name="Image3" descr=""/>
+            <wp:cNvGraphicFramePr>
+              <a:graphicFrameLocks xmlns:a="http://schemas.openxmlformats.org/drawingml/2006/main" noChangeAspect="1"/>
+            </wp:cNvGraphicFramePr>
+            <a:graphic xmlns:a="http://schemas.openxmlformats.org/drawingml/2006/main">
+              <a:graphicData uri="http://schemas.openxmlformats.org/drawingml/2006/picture">
+                <pic:pic xmlns:pic="http://schemas.openxmlformats.org/drawingml/2006/picture">
+                  <pic:nvPicPr>
+                    <pic:cNvPr id="3" name="Image3" descr=""/>
+                    <pic:cNvPicPr>
+                      <a:picLocks noChangeAspect="1" noChangeArrowheads="1"/>
+                    </pic:cNvPicPr>
+                  </pic:nvPicPr>
+                  <pic:blipFill>
+                    <a:blip r:embed="rId4"/>
+                    <a:stretch>
+                      <a:fillRect/>
+                    </a:stretch>
+                  </pic:blipFill>
+                  <pic:spPr bwMode="auto">
+                    <a:xfrm>
+                      <a:off x="0" y="0"/>
+                      <a:ext cx="5749290" cy="4991100"/>
+                    </a:xfrm>
+                    <a:prstGeom prst="rect">
+                      <a:avLst/>
+                    </a:prstGeom>
+                    <a:noFill/>
+                  </pic:spPr>
+                </pic:pic>
+              </a:graphicData>
+            </a:graphic>
+          </wp:anchor>
+        </w:drawing>
+      </w:r>
+    </w:p>
+    <w:p>
+      <w:pPr>
+        <w:pStyle w:val="Normal"/>
+        <w:bidi w:val="1"/>
+        <w:spacing w:before="0" w:after="20"/>
+        <w:jc w:val="left"/>
+        <w:rPr>
+          <w:rFonts w:ascii="Noto Naskh Arabic" w:hAnsi="Noto Naskh Arabic" w:eastAsia="Noto Naskh Arabic" w:cs="Noto Naskh Arabic"/>
+          <w:b w:val="false"/>
+          <w:sz w:val="19"/>
+        </w:rPr>
+      </w:pPr>
+      <w:r>
+        <w:rPr>
+          <w:rFonts w:eastAsia="Noto Naskh Arabic" w:cs="Noto Naskh Arabic"/>
+          <w:b w:val="false"/>
+          <w:sz w:val="19"/>
+          <w:rtl w:val="true"/>
+        </w:rPr>
+      </w:r>
+    </w:p>
+    <w:p>
+      <w:pPr>
+        <w:pStyle w:val="Normal"/>
+        <w:bidi w:val="1"/>
+        <w:spacing w:before="0" w:after="20"/>
+        <w:jc w:val="left"/>
+        <w:rPr>
+          <w:rFonts w:ascii="Noto Naskh Arabic" w:hAnsi="Noto Naskh Arabic" w:eastAsia="Noto Naskh Arabic" w:cs="Noto Naskh Arabic"/>
+          <w:b w:val="false"/>
+          <w:sz w:val="19"/>
+        </w:rPr>
+      </w:pPr>
+      <w:r>
+        <w:rPr>
+          <w:rFonts w:eastAsia="Noto Naskh Arabic" w:cs="Noto Naskh Arabic"/>
+          <w:b w:val="false"/>
+          <w:sz w:val="19"/>
+          <w:rtl w:val="true"/>
+        </w:rPr>
+      </w:r>
+    </w:p>
+    <w:p>
+      <w:pPr>
+        <w:pStyle w:val="Normal"/>
+        <w:bidi w:val="1"/>
+        <w:spacing w:before="0" w:after="20"/>
+        <w:jc w:val="left"/>
+        <w:rPr>
+          <w:rFonts w:ascii="Noto Naskh Arabic" w:hAnsi="Noto Naskh Arabic" w:eastAsia="Noto Naskh Arabic" w:cs="Noto Naskh Arabic"/>
+          <w:b w:val="false"/>
+          <w:sz w:val="19"/>
+        </w:rPr>
+      </w:pPr>
+      <w:r>
+        <w:rPr>
+          <w:rFonts w:eastAsia="Noto Naskh Arabic" w:cs="Noto Naskh Arabic"/>
+          <w:b w:val="false"/>
+          <w:sz w:val="19"/>
+          <w:rtl w:val="true"/>
+        </w:rPr>
+      </w:r>
+    </w:p>
+    <w:p>
+      <w:pPr>
+        <w:pStyle w:val="Normal"/>
+        <w:bidi w:val="1"/>
+        <w:spacing w:before="0" w:after="20"/>
+        <w:jc w:val="left"/>
+        <w:rPr>
+          <w:rFonts w:ascii="Noto Naskh Arabic" w:hAnsi="Noto Naskh Arabic" w:eastAsia="Noto Naskh Arabic" w:cs="Noto Naskh Arabic"/>
+          <w:b w:val="false"/>
+          <w:sz w:val="19"/>
+        </w:rPr>
+      </w:pPr>
+      <w:r>
+        <w:rPr>
+          <w:rFonts w:eastAsia="Noto Naskh Arabic" w:cs="Noto Naskh Arabic"/>
+          <w:b w:val="false"/>
+          <w:sz w:val="19"/>
+          <w:rtl w:val="true"/>
+        </w:rPr>
+      </w:r>
+    </w:p>
+    <w:p>
+      <w:pPr>
+        <w:pStyle w:val="Normal"/>
+        <w:bidi w:val="1"/>
+        <w:spacing w:before="0" w:after="20"/>
+        <w:jc w:val="left"/>
+        <w:rPr>
+          <w:rFonts w:ascii="Noto Naskh Arabic" w:hAnsi="Noto Naskh Arabic" w:eastAsia="Noto Naskh Arabic" w:cs="Noto Naskh Arabic"/>
+          <w:b w:val="false"/>
+          <w:sz w:val="19"/>
+        </w:rPr>
+      </w:pPr>
+      <w:r>
+        <w:rPr>
+          <w:rFonts w:eastAsia="Noto Naskh Arabic" w:cs="Noto Naskh Arabic"/>
+          <w:b w:val="false"/>
+          <w:sz w:val="19"/>
+          <w:rtl w:val="true"/>
+        </w:rPr>
+      </w:r>
+    </w:p>
+    <w:p>
+      <w:pPr>
+        <w:pStyle w:val="Normal"/>
+        <w:bidi w:val="1"/>
+        <w:spacing w:before="0" w:after="20"/>
+        <w:jc w:val="left"/>
+        <w:rPr>
+          <w:rFonts w:ascii="Noto Naskh Arabic" w:hAnsi="Noto Naskh Arabic" w:eastAsia="Noto Naskh Arabic" w:cs="Noto Naskh Arabic"/>
+          <w:b w:val="false"/>
+          <w:sz w:val="19"/>
+        </w:rPr>
+      </w:pPr>
+      <w:r>
+        <w:rPr>
+          <w:rFonts w:eastAsia="Noto Naskh Arabic" w:cs="Noto Naskh Arabic"/>
+          <w:b w:val="false"/>
+          <w:sz w:val="19"/>
+          <w:rtl w:val="true"/>
+        </w:rPr>
+      </w:r>
+    </w:p>
+    <w:p>
+      <w:pPr>
+        <w:pStyle w:val="Normal"/>
+        <w:bidi w:val="1"/>
+        <w:spacing w:before="0" w:after="20"/>
+        <w:jc w:val="left"/>
+        <w:rPr>
+          <w:rFonts w:ascii="Noto Naskh Arabic" w:hAnsi="Noto Naskh Arabic" w:eastAsia="Noto Naskh Arabic" w:cs="Noto Naskh Arabic"/>
+          <w:b w:val="false"/>
+          <w:sz w:val="19"/>
+        </w:rPr>
+      </w:pPr>
+      <w:r>
+        <w:rPr>
+          <w:rFonts w:eastAsia="Noto Naskh Arabic" w:cs="Noto Naskh Arabic"/>
+          <w:b w:val="false"/>
+          <w:sz w:val="19"/>
+          <w:rtl w:val="true"/>
+        </w:rPr>
+      </w:r>
+    </w:p>
+    <w:p>
+      <w:pPr>
+        <w:pStyle w:val="Normal"/>
+        <w:bidi w:val="1"/>
+        <w:spacing w:before="0" w:after="20"/>
+        <w:jc w:val="left"/>
+        <w:rPr>
+          <w:rFonts w:ascii="Noto Naskh Arabic" w:hAnsi="Noto Naskh Arabic" w:eastAsia="Noto Naskh Arabic" w:cs="Noto Naskh Arabic"/>
+          <w:b w:val="false"/>
+          <w:sz w:val="19"/>
+        </w:rPr>
+      </w:pPr>
+      <w:r>
+        <w:rPr>
+          <w:rFonts w:eastAsia="Noto Naskh Arabic" w:cs="Noto Naskh Arabic"/>
+          <w:b w:val="false"/>
+          <w:sz w:val="19"/>
+          <w:rtl w:val="true"/>
+        </w:rPr>
+      </w:r>
+    </w:p>
+    <w:p>
+      <w:pPr>
+        <w:pStyle w:val="Normal"/>
+        <w:bidi w:val="1"/>
+        <w:spacing w:before="0" w:after="20"/>
+        <w:jc w:val="left"/>
+        <w:rPr>
+          <w:rFonts w:ascii="Noto Naskh Arabic" w:hAnsi="Noto Naskh Arabic" w:eastAsia="Noto Naskh Arabic" w:cs="Noto Naskh Arabic"/>
+          <w:b w:val="false"/>
+          <w:sz w:val="19"/>
+        </w:rPr>
+      </w:pPr>
+      <w:r>
+        <w:rPr>
+          <w:rFonts w:eastAsia="Noto Naskh Arabic" w:cs="Noto Naskh Arabic"/>
+          <w:b w:val="false"/>
+          <w:sz w:val="19"/>
+          <w:rtl w:val="true"/>
+        </w:rPr>
+      </w:r>
+    </w:p>
+    <w:p>
+      <w:pPr>
+        <w:pStyle w:val="Normal"/>
+        <w:bidi w:val="1"/>
+        <w:spacing w:before="0" w:after="20"/>
+        <w:jc w:val="left"/>
+        <w:rPr>
+          <w:rFonts w:ascii="Noto Naskh Arabic" w:hAnsi="Noto Naskh Arabic" w:eastAsia="Noto Naskh Arabic" w:cs="Noto Naskh Arabic"/>
+          <w:b w:val="false"/>
+          <w:sz w:val="19"/>
+        </w:rPr>
+      </w:pPr>
+      <w:r>
+        <w:rPr>
+          <w:rFonts w:eastAsia="Noto Naskh Arabic" w:cs="Noto Naskh Arabic"/>
+          <w:b w:val="false"/>
+          <w:sz w:val="19"/>
+          <w:rtl w:val="true"/>
+        </w:rPr>
+      </w:r>
+    </w:p>
+    <w:p>
+      <w:pPr>
+        <w:pStyle w:val="Normal"/>
+        <w:bidi w:val="1"/>
+        <w:spacing w:before="0" w:after="20"/>
+        <w:jc w:val="left"/>
+        <w:rPr>
+          <w:rFonts w:ascii="Noto Naskh Arabic" w:hAnsi="Noto Naskh Arabic" w:eastAsia="Noto Naskh Arabic" w:cs="Noto Naskh Arabic"/>
+          <w:b w:val="false"/>
+          <w:sz w:val="19"/>
+        </w:rPr>
+      </w:pPr>
+      <w:r>
+        <w:rPr>
+          <w:rFonts w:eastAsia="Noto Naskh Arabic" w:cs="Noto Naskh Arabic"/>
+          <w:b w:val="false"/>
+          <w:sz w:val="19"/>
+          <w:rtl w:val="true"/>
+        </w:rPr>
+      </w:r>
+    </w:p>
+    <w:p>
+      <w:pPr>
+        <w:pStyle w:val="Normal"/>
+        <w:bidi w:val="1"/>
+        <w:spacing w:before="0" w:after="20"/>
+        <w:jc w:val="left"/>
+        <w:rPr>
+          <w:rFonts w:ascii="Noto Naskh Arabic" w:hAnsi="Noto Naskh Arabic" w:eastAsia="Noto Naskh Arabic" w:cs="Noto Naskh Arabic"/>
+          <w:b w:val="false"/>
+          <w:sz w:val="19"/>
+        </w:rPr>
+      </w:pPr>
+      <w:r>
+        <w:rPr>
+          <w:rFonts w:eastAsia="Noto Naskh Arabic" w:cs="Noto Naskh Arabic"/>
+          <w:b w:val="false"/>
+          <w:sz w:val="19"/>
+          <w:rtl w:val="true"/>
+        </w:rPr>
+      </w:r>
+    </w:p>
+    <w:p>
+      <w:pPr>
+        <w:pStyle w:val="Normal"/>
+        <w:bidi w:val="1"/>
+        <w:spacing w:before="0" w:after="20"/>
+        <w:jc w:val="left"/>
+        <w:rPr>
+          <w:rFonts w:ascii="Noto Naskh Arabic" w:hAnsi="Noto Naskh Arabic" w:eastAsia="Noto Naskh Arabic" w:cs="Noto Naskh Arabic"/>
+          <w:b w:val="false"/>
+          <w:sz w:val="19"/>
+        </w:rPr>
+      </w:pPr>
+      <w:r>
+        <w:rPr>
+          <w:rFonts w:eastAsia="Noto Naskh Arabic" w:cs="Noto Naskh Arabic"/>
+          <w:b w:val="false"/>
+          <w:sz w:val="19"/>
+          <w:rtl w:val="true"/>
+        </w:rPr>
+      </w:r>
+    </w:p>
+    <w:p>
+      <w:pPr>
+        <w:pStyle w:val="Normal"/>
+        <w:bidi w:val="1"/>
+        <w:spacing w:before="0" w:after="20"/>
+        <w:jc w:val="left"/>
+        <w:rPr>
+          <w:rFonts w:ascii="Noto Naskh Arabic" w:hAnsi="Noto Naskh Arabic" w:eastAsia="Noto Naskh Arabic" w:cs="Noto Naskh Arabic"/>
+          <w:b w:val="false"/>
+          <w:sz w:val="19"/>
+        </w:rPr>
+      </w:pPr>
+      <w:r>
+        <w:rPr>
+          <w:rFonts w:eastAsia="Noto Naskh Arabic" w:cs="Noto Naskh Arabic"/>
+          <w:b w:val="false"/>
+          <w:sz w:val="19"/>
+          <w:rtl w:val="true"/>
+        </w:rPr>
+      </w:r>
+    </w:p>
+    <w:p>
+      <w:pPr>
+        <w:pStyle w:val="Normal"/>
+        <w:bidi w:val="1"/>
+        <w:spacing w:before="0" w:after="20"/>
+        <w:jc w:val="left"/>
+        <w:rPr>
+          <w:rFonts w:ascii="Noto Naskh Arabic" w:hAnsi="Noto Naskh Arabic" w:eastAsia="Noto Naskh Arabic" w:cs="Noto Naskh Arabic"/>
+          <w:b w:val="false"/>
+          <w:sz w:val="19"/>
+        </w:rPr>
+      </w:pPr>
+      <w:r>
+        <w:rPr>
+          <w:rFonts w:eastAsia="Noto Naskh Arabic" w:cs="Noto Naskh Arabic"/>
+          <w:b w:val="false"/>
+          <w:sz w:val="19"/>
+          <w:rtl w:val="true"/>
+        </w:rPr>
+      </w:r>
+    </w:p>
+    <w:p>
+      <w:pPr>
+        <w:pStyle w:val="Normal"/>
+        <w:bidi w:val="1"/>
+        <w:spacing w:before="0" w:after="20"/>
+        <w:jc w:val="left"/>
+        <w:rPr>
+          <w:rFonts w:ascii="Noto Naskh Arabic" w:hAnsi="Noto Naskh Arabic" w:eastAsia="Noto Naskh Arabic" w:cs="Noto Naskh Arabic"/>
+          <w:b w:val="false"/>
+          <w:sz w:val="19"/>
+        </w:rPr>
+      </w:pPr>
+      <w:r>
+        <w:rPr>
+          <w:rFonts w:eastAsia="Noto Naskh Arabic" w:cs="Noto Naskh Arabic"/>
+          <w:b w:val="false"/>
+          <w:sz w:val="19"/>
+          <w:rtl w:val="true"/>
+        </w:rPr>
+      </w:r>
+    </w:p>
+    <w:p>
+      <w:pPr>
+        <w:pStyle w:val="Normal"/>
+        <w:bidi w:val="1"/>
+        <w:spacing w:before="0" w:after="20"/>
+        <w:jc w:val="left"/>
+        <w:rPr>
+          <w:rFonts w:ascii="Noto Naskh Arabic" w:hAnsi="Noto Naskh Arabic" w:eastAsia="Noto Naskh Arabic" w:cs="Noto Naskh Arabic"/>
+          <w:b w:val="false"/>
+          <w:sz w:val="19"/>
+        </w:rPr>
+      </w:pPr>
+      <w:r>
+        <w:rPr>
+          <w:rFonts w:eastAsia="Noto Naskh Arabic" w:cs="Noto Naskh Arabic"/>
+          <w:b w:val="false"/>
+          <w:sz w:val="19"/>
+          <w:rtl w:val="true"/>
+        </w:rPr>
+      </w:r>
+    </w:p>
+    <w:p>
+      <w:pPr>
+        <w:pStyle w:val="Normal"/>
+        <w:bidi w:val="1"/>
+        <w:spacing w:before="0" w:after="20"/>
+        <w:jc w:val="left"/>
+        <w:rPr>
+          <w:rFonts w:ascii="Noto Naskh Arabic" w:hAnsi="Noto Naskh Arabic" w:eastAsia="Noto Naskh Arabic" w:cs="Noto Naskh Arabic"/>
+          <w:b w:val="false"/>
+          <w:sz w:val="19"/>
+        </w:rPr>
+      </w:pPr>
+      <w:r>
+        <w:rPr>
+          <w:rFonts w:eastAsia="Noto Naskh Arabic" w:cs="Noto Naskh Arabic"/>
+          <w:b w:val="false"/>
+          <w:sz w:val="19"/>
+          <w:rtl w:val="true"/>
+        </w:rPr>
+      </w:r>
+    </w:p>
+    <w:p>
+      <w:pPr>
+        <w:pStyle w:val="Normal"/>
+        <w:bidi w:val="1"/>
+        <w:spacing w:before="0" w:after="20"/>
+        <w:jc w:val="left"/>
+        <w:rPr>
+          <w:rFonts w:ascii="Noto Naskh Arabic" w:hAnsi="Noto Naskh Arabic" w:eastAsia="Noto Naskh Arabic" w:cs="Noto Naskh Arabic"/>
+          <w:b w:val="false"/>
+          <w:sz w:val="19"/>
+        </w:rPr>
+      </w:pPr>
+      <w:r>
+        <w:rPr>
+          <w:rFonts w:eastAsia="Noto Naskh Arabic" w:cs="Noto Naskh Arabic"/>
+          <w:b w:val="false"/>
+          <w:sz w:val="19"/>
+          <w:rtl w:val="true"/>
+        </w:rPr>
+      </w:r>
+    </w:p>
+    <w:p>
+      <w:pPr>
+        <w:pStyle w:val="Normal"/>
+        <w:bidi w:val="1"/>
+        <w:spacing w:before="0" w:after="20"/>
+        <w:jc w:val="left"/>
+        <w:rPr>
+          <w:rFonts w:ascii="Noto Naskh Arabic" w:hAnsi="Noto Naskh Arabic" w:eastAsia="Noto Naskh Arabic" w:cs="Noto Naskh Arabic"/>
+          <w:b w:val="false"/>
+          <w:sz w:val="19"/>
+        </w:rPr>
+      </w:pPr>
+      <w:r>
+        <w:rPr>
+          <w:rFonts w:eastAsia="Noto Naskh Arabic" w:cs="Noto Naskh Arabic"/>
+          <w:b w:val="false"/>
+          <w:sz w:val="19"/>
+          <w:rtl w:val="true"/>
+        </w:rPr>
+      </w:r>
+    </w:p>
+    <w:p>
+      <w:pPr>
+        <w:pStyle w:val="Normal"/>
+        <w:bidi w:val="1"/>
+        <w:spacing w:before="0" w:after="20"/>
+        <w:jc w:val="left"/>
+        <w:rPr>
+          <w:rFonts w:ascii="Noto Naskh Arabic" w:hAnsi="Noto Naskh Arabic" w:eastAsia="Noto Naskh Arabic" w:cs="Noto Naskh Arabic"/>
+          <w:b w:val="false"/>
+          <w:sz w:val="19"/>
+        </w:rPr>
+      </w:pPr>
+      <w:r>
+        <w:rPr>
+          <w:rFonts w:eastAsia="Noto Naskh Arabic" w:cs="Noto Naskh Arabic"/>
+          <w:b w:val="false"/>
+          <w:sz w:val="19"/>
+          <w:rtl w:val="true"/>
+        </w:rPr>
+      </w:r>
+    </w:p>
+    <w:p>
+      <w:pPr>
+        <w:pStyle w:val="Normal"/>
+        <w:bidi w:val="1"/>
+        <w:spacing w:before="0" w:after="20"/>
+        <w:jc w:val="left"/>
+        <w:rPr>
+          <w:rFonts w:ascii="Noto Naskh Arabic" w:hAnsi="Noto Naskh Arabic" w:eastAsia="Noto Naskh Arabic" w:cs="Noto Naskh Arabic"/>
+          <w:b w:val="false"/>
+          <w:sz w:val="19"/>
+        </w:rPr>
+      </w:pPr>
+      <w:r>
+        <w:rPr>
+          <w:rFonts w:eastAsia="Noto Naskh Arabic" w:cs="Noto Naskh Arabic"/>
+          <w:b w:val="false"/>
+          <w:sz w:val="19"/>
+          <w:rtl w:val="true"/>
+        </w:rPr>
+      </w:r>
+    </w:p>
+    <w:p>
+      <w:pPr>
+        <w:pStyle w:val="Normal"/>
+        <w:bidi w:val="1"/>
+        <w:spacing w:before="0" w:after="20"/>
+        <w:jc w:val="left"/>
+        <w:rPr>
+          <w:rFonts w:ascii="Noto Naskh Arabic" w:hAnsi="Noto Naskh Arabic" w:eastAsia="Noto Naskh Arabic" w:cs="Noto Naskh Arabic"/>
+          <w:b w:val="false"/>
+          <w:sz w:val="19"/>
+        </w:rPr>
+      </w:pPr>
+      <w:r>
+        <w:rPr>
+          <w:rFonts w:eastAsia="Noto Naskh Arabic" w:cs="Noto Naskh Arabic"/>
+          <w:b w:val="false"/>
+          <w:sz w:val="19"/>
+          <w:rtl w:val="true"/>
+        </w:rPr>
+      </w:r>
+    </w:p>
+    <w:p>
+      <w:pPr>
+        <w:pStyle w:val="Normal"/>
+        <w:bidi w:val="1"/>
+        <w:spacing w:before="0" w:after="20"/>
+        <w:jc w:val="center"/>
+        <w:rPr>
+          <w:rFonts w:ascii="Noto Naskh Arabic" w:hAnsi="Noto Naskh Arabic" w:eastAsia="Noto Naskh Arabic" w:cs="Noto Naskh Arabic"/>
+          <w:b w:val="false"/>
+          <w:sz w:val="19"/>
+        </w:rPr>
+      </w:pPr>
+      <w:r>
+        <w:rPr>
+          <w:rFonts w:ascii="Noto Naskh Arabic" w:hAnsi="Noto Naskh Arabic" w:eastAsia="Noto Naskh Arabic"/>
+          <w:b w:val="false"/>
+          <w:b w:val="false"/>
+          <w:sz w:val="19"/>
+          <w:sz w:val="19"/>
+          <w:rtl w:val="true"/>
+        </w:rPr>
+        <w:t>شکل</w:t>
+      </w:r>
+      <w:r>
+        <w:rPr>
+          <w:rFonts w:eastAsia="Noto Naskh Arabic" w:cs="Noto Naskh Arabic"/>
+          <w:b w:val="false"/>
+          <w:sz w:val="19"/>
+          <w:rtl w:val="true"/>
+        </w:rPr>
+        <w:t xml:space="preserve">: </w:t>
+      </w:r>
+      <w:r>
+        <w:rPr>
+          <w:rFonts w:ascii="Noto Naskh Arabic" w:hAnsi="Noto Naskh Arabic" w:eastAsia="Noto Naskh Arabic"/>
+          <w:b w:val="false"/>
+          <w:b w:val="false"/>
+          <w:sz w:val="19"/>
+          <w:sz w:val="19"/>
+          <w:rtl w:val="true"/>
+        </w:rPr>
+        <w:t xml:space="preserve">نمونه رسمی فعال‌سازی </w:t>
+      </w:r>
+      <w:r>
+        <w:rPr>
+          <w:rFonts w:eastAsia="Noto Naskh Arabic" w:cs="Noto Naskh Arabic"/>
+          <w:b w:val="false"/>
+          <w:sz w:val="19"/>
+        </w:rPr>
+        <w:t>DTMF</w:t>
+      </w:r>
+      <w:r>
+        <w:rPr>
+          <w:rFonts w:eastAsia="Noto Naskh Arabic" w:cs="Noto Naskh Arabic"/>
+          <w:b w:val="false"/>
+          <w:sz w:val="19"/>
+          <w:rtl w:val="true"/>
+        </w:rPr>
+        <w:t xml:space="preserve"> </w:t>
+      </w:r>
+      <w:r>
+        <w:rPr>
+          <w:rFonts w:ascii="Noto Naskh Arabic" w:hAnsi="Noto Naskh Arabic" w:eastAsia="Noto Naskh Arabic"/>
+          <w:b w:val="false"/>
+          <w:b w:val="false"/>
+          <w:sz w:val="19"/>
+          <w:sz w:val="19"/>
+          <w:rtl w:val="true"/>
+        </w:rPr>
+        <w:t xml:space="preserve">و گزارش رقم تشخیص‌داده‌شده از طریق </w:t>
+      </w:r>
+      <w:r>
+        <w:rPr>
+          <w:rFonts w:eastAsia="Noto Naskh Arabic" w:cs="Noto Naskh Arabic"/>
+          <w:b w:val="false"/>
+          <w:sz w:val="19"/>
+        </w:rPr>
+        <w:t>Serial Port</w:t>
+      </w:r>
+      <w:r>
+        <w:rPr>
+          <w:rFonts w:eastAsia="Noto Naskh Arabic" w:cs="Noto Naskh Arabic"/>
+          <w:b w:val="false"/>
+          <w:sz w:val="19"/>
+          <w:rtl w:val="true"/>
+        </w:rPr>
+        <w:t xml:space="preserve"> [</w:t>
+      </w:r>
+      <w:r>
+        <w:rPr>
+          <w:rFonts w:eastAsia="Noto Naskh Arabic" w:cs="Noto Naskh Arabic"/>
+          <w:b w:val="false"/>
+          <w:sz w:val="19"/>
+        </w:rPr>
+        <w:t>3</w:t>
+      </w:r>
+      <w:r>
+        <w:rPr>
+          <w:rFonts w:ascii="Noto Naskh Arabic" w:hAnsi="Noto Naskh Arabic" w:eastAsia="Noto Naskh Arabic"/>
+          <w:b w:val="false"/>
+          <w:b w:val="false"/>
+          <w:sz w:val="19"/>
+          <w:sz w:val="19"/>
+          <w:rtl w:val="true"/>
+        </w:rPr>
+        <w:t>، ص</w:t>
+      </w:r>
+      <w:r>
+        <w:rPr>
+          <w:rFonts w:eastAsia="Noto Naskh Arabic" w:cs="Noto Naskh Arabic"/>
+          <w:b w:val="false"/>
+          <w:sz w:val="19"/>
+          <w:rtl w:val="true"/>
+        </w:rPr>
+        <w:t xml:space="preserve">. </w:t>
+      </w:r>
+      <w:r>
+        <w:rPr>
+          <w:rFonts w:eastAsia="Noto Naskh Arabic" w:cs="Noto Naskh Arabic"/>
+          <w:b w:val="false"/>
+          <w:sz w:val="19"/>
+        </w:rPr>
+        <w:t>369</w:t>
+      </w:r>
+      <w:r>
+        <w:rPr>
+          <w:rFonts w:eastAsia="Noto Naskh Arabic" w:cs="Noto Naskh Arabic"/>
+          <w:b w:val="false"/>
+          <w:sz w:val="19"/>
+          <w:rtl w:val="true"/>
+        </w:rPr>
+        <w:t>]</w:t>
+      </w:r>
+    </w:p>
+    <w:p>
+      <w:pPr>
+        <w:pStyle w:val="Normal"/>
+        <w:bidi w:val="1"/>
+        <w:spacing w:before="0" w:after="20"/>
+        <w:jc w:val="left"/>
+        <w:rPr>
+          <w:rFonts w:ascii="Noto Naskh Arabic" w:hAnsi="Noto Naskh Arabic" w:eastAsia="Noto Naskh Arabic" w:cs="Noto Naskh Arabic"/>
+          <w:b w:val="false"/>
+          <w:sz w:val="19"/>
+        </w:rPr>
+      </w:pPr>
+      <w:r>
+        <w:rPr>
+          <w:rFonts w:eastAsia="Noto Naskh Arabic" w:cs="Noto Naskh Arabic"/>
+          <w:b w:val="false"/>
+          <w:sz w:val="19"/>
+          <w:rtl w:val="true"/>
+        </w:rPr>
+      </w:r>
+    </w:p>
+    <w:p>
+      <w:pPr>
+        <w:pStyle w:val="Normal"/>
+        <w:bidi w:val="1"/>
+        <w:spacing w:before="0" w:after="20"/>
+        <w:jc w:val="left"/>
+        <w:rPr>
+          <w:rFonts w:ascii="Noto Naskh Arabic" w:hAnsi="Noto Naskh Arabic" w:eastAsia="Noto Naskh Arabic" w:cs="Noto Naskh Arabic"/>
+          <w:b w:val="false"/>
+          <w:sz w:val="19"/>
+        </w:rPr>
+      </w:pPr>
+      <w:r>
+        <w:rPr>
+          <w:rFonts w:eastAsia="Noto Naskh Arabic" w:cs="Noto Naskh Arabic"/>
+          <w:b w:val="false"/>
+          <w:sz w:val="19"/>
+          <w:rtl w:val="true"/>
+        </w:rPr>
+      </w:r>
+    </w:p>
+    <w:p>
+      <w:pPr>
+        <w:pStyle w:val="Normal"/>
+        <w:bidi w:val="1"/>
+        <w:spacing w:before="0" w:after="20"/>
+        <w:jc w:val="left"/>
+        <w:rPr>
+          <w:rFonts w:ascii="Noto Naskh Arabic" w:hAnsi="Noto Naskh Arabic" w:eastAsia="Noto Naskh Arabic" w:cs="Noto Naskh Arabic"/>
+          <w:b w:val="false"/>
+          <w:sz w:val="19"/>
+        </w:rPr>
+      </w:pPr>
+      <w:r>
+        <w:rPr>
+          <w:rFonts w:eastAsia="Noto Naskh Arabic" w:cs="Noto Naskh Arabic"/>
+          <w:b w:val="false"/>
+          <w:sz w:val="19"/>
+          <w:rtl w:val="true"/>
+        </w:rPr>
+      </w:r>
+    </w:p>
+    <w:p>
+      <w:pPr>
+        <w:pStyle w:val="Normal"/>
+        <w:bidi w:val="1"/>
+        <w:spacing w:before="0" w:after="20"/>
+        <w:jc w:val="left"/>
+        <w:rPr>
+          <w:rFonts w:ascii="Noto Naskh Arabic" w:hAnsi="Noto Naskh Arabic" w:eastAsia="Noto Naskh Arabic" w:cs="Noto Naskh Arabic"/>
+          <w:b w:val="false"/>
+          <w:sz w:val="19"/>
+        </w:rPr>
+      </w:pPr>
+      <w:r>
+        <w:rPr>
+          <w:rFonts w:eastAsia="Noto Naskh Arabic" w:cs="Noto Naskh Arabic"/>
+          <w:b w:val="false"/>
+          <w:sz w:val="19"/>
+          <w:rtl w:val="true"/>
+        </w:rPr>
+      </w:r>
+    </w:p>
+    <w:p>
+      <w:pPr>
+        <w:pStyle w:val="Normal"/>
+        <w:bidi w:val="1"/>
+        <w:spacing w:before="0" w:after="20"/>
+        <w:jc w:val="left"/>
+        <w:rPr>
+          <w:rFonts w:ascii="Noto Naskh Arabic" w:hAnsi="Noto Naskh Arabic" w:eastAsia="Noto Naskh Arabic" w:cs="Noto Naskh Arabic"/>
+          <w:b w:val="false"/>
+          <w:sz w:val="19"/>
+        </w:rPr>
+      </w:pPr>
+      <w:r>
+        <w:rPr>
+          <w:rFonts w:eastAsia="Noto Naskh Arabic" w:cs="Noto Naskh Arabic"/>
+          <w:b w:val="false"/>
+          <w:sz w:val="19"/>
+          <w:rtl w:val="true"/>
+        </w:rPr>
+      </w:r>
+    </w:p>
+    <w:p>
+      <w:pPr>
+        <w:pStyle w:val="Normal"/>
+        <w:bidi w:val="1"/>
+        <w:spacing w:before="0" w:after="20"/>
+        <w:jc w:val="left"/>
+        <w:rPr>
+          <w:rFonts w:ascii="Noto Naskh Arabic" w:hAnsi="Noto Naskh Arabic" w:eastAsia="Noto Naskh Arabic" w:cs="Noto Naskh Arabic"/>
+          <w:b w:val="false"/>
+          <w:sz w:val="19"/>
+        </w:rPr>
+      </w:pPr>
+      <w:r>
+        <w:rPr>
+          <w:rFonts w:eastAsia="Noto Naskh Arabic" w:cs="Noto Naskh Arabic"/>
+          <w:b w:val="false"/>
+          <w:sz w:val="19"/>
+          <w:rtl w:val="true"/>
+        </w:rPr>
+      </w:r>
+    </w:p>
+    <w:p>
+      <w:pPr>
+        <w:pStyle w:val="Normal"/>
+        <w:bidi w:val="1"/>
+        <w:spacing w:before="0" w:after="20"/>
+        <w:jc w:val="left"/>
+        <w:rPr>
+          <w:rFonts w:ascii="Noto Naskh Arabic" w:hAnsi="Noto Naskh Arabic" w:eastAsia="Noto Naskh Arabic" w:cs="Noto Naskh Arabic"/>
+          <w:b w:val="false"/>
+          <w:sz w:val="19"/>
+        </w:rPr>
+      </w:pPr>
+      <w:r>
+        <w:rPr>
+          <w:rFonts w:eastAsia="Noto Naskh Arabic" w:cs="Noto Naskh Arabic"/>
+          <w:b w:val="false"/>
+          <w:sz w:val="19"/>
+          <w:rtl w:val="true"/>
+        </w:rPr>
+      </w:r>
+    </w:p>
+    <w:p>
+      <w:pPr>
+        <w:pStyle w:val="Normal"/>
+        <w:bidi w:val="1"/>
+        <w:spacing w:before="0" w:after="20"/>
+        <w:jc w:val="left"/>
+        <w:rPr>
+          <w:rFonts w:ascii="Noto Naskh Arabic" w:hAnsi="Noto Naskh Arabic" w:eastAsia="Noto Naskh Arabic" w:cs="Noto Naskh Arabic"/>
+          <w:b w:val="false"/>
+          <w:sz w:val="19"/>
+        </w:rPr>
+      </w:pPr>
+      <w:r>
+        <w:rPr>
+          <w:rFonts w:eastAsia="Noto Naskh Arabic" w:cs="Noto Naskh Arabic"/>
+          <w:b w:val="false"/>
+          <w:sz w:val="19"/>
+          <w:rtl w:val="true"/>
+        </w:rPr>
+      </w:r>
+    </w:p>
+    <w:p>
+      <w:pPr>
+        <w:pStyle w:val="Normal"/>
+        <w:bidi w:val="1"/>
+        <w:spacing w:before="0" w:after="20"/>
+        <w:jc w:val="left"/>
+        <w:rPr>
+          <w:rFonts w:ascii="Noto Naskh Arabic" w:hAnsi="Noto Naskh Arabic" w:eastAsia="Noto Naskh Arabic" w:cs="Noto Naskh Arabic"/>
+          <w:b w:val="false"/>
+          <w:sz w:val="19"/>
+        </w:rPr>
+      </w:pPr>
+      <w:r>
+        <w:rPr>
+          <w:rFonts w:eastAsia="Noto Naskh Arabic" w:cs="Noto Naskh Arabic"/>
+          <w:b w:val="false"/>
+          <w:sz w:val="19"/>
+          <w:rtl w:val="true"/>
+        </w:rPr>
+      </w:r>
+    </w:p>
+    <w:p>
+      <w:pPr>
+        <w:pStyle w:val="Normal"/>
+        <w:bidi w:val="1"/>
+        <w:spacing w:before="0" w:after="20"/>
+        <w:jc w:val="left"/>
+        <w:rPr>
+          <w:rFonts w:ascii="Noto Naskh Arabic" w:hAnsi="Noto Naskh Arabic" w:eastAsia="Noto Naskh Arabic" w:cs="Noto Naskh Arabic"/>
+          <w:b w:val="false"/>
+          <w:sz w:val="19"/>
+        </w:rPr>
+      </w:pPr>
+      <w:r>
+        <w:rPr>
+          <w:rFonts w:eastAsia="Noto Naskh Arabic" w:cs="Noto Naskh Arabic"/>
+          <w:b w:val="false"/>
+          <w:sz w:val="19"/>
+          <w:rtl w:val="true"/>
+        </w:rPr>
+      </w:r>
+    </w:p>
+    <w:p>
+      <w:pPr>
+        <w:pStyle w:val="Normal"/>
         <w:keepNext w:val="true"/>
         <w:bidi w:val="1"/>
-        <w:spacing w:lineRule="auto" w:line="266" w:before="140" w:after="80"/>
+        <w:spacing w:lineRule="auto" w:line="264" w:before="140" w:after="80"/>
         <w:jc w:val="left"/>
         <w:rPr>
           <w:b/>
@@ -6327,7 +8299,7 @@
         <w:pStyle w:val="Normal"/>
         <w:keepNext w:val="true"/>
         <w:bidi w:val="1"/>
-        <w:spacing w:lineRule="auto" w:line="266" w:before="140" w:after="80"/>
+        <w:spacing w:lineRule="auto" w:line="264" w:before="140" w:after="80"/>
         <w:jc w:val="left"/>
         <w:rPr>
           <w:b/>
@@ -6380,7 +8352,7 @@
         <w:pStyle w:val="Normal"/>
         <w:keepNext w:val="false"/>
         <w:bidi w:val="1"/>
-        <w:spacing w:lineRule="auto" w:line="266" w:before="0" w:after="40"/>
+        <w:spacing w:lineRule="auto" w:line="264" w:before="0" w:after="40"/>
         <w:ind w:hanging="198" w:right="113"/>
         <w:jc w:val="left"/>
         <w:rPr>
@@ -6506,7 +8478,7 @@
         <w:pStyle w:val="Normal"/>
         <w:keepNext w:val="false"/>
         <w:bidi w:val="1"/>
-        <w:spacing w:lineRule="auto" w:line="266" w:before="0" w:after="40"/>
+        <w:spacing w:lineRule="auto" w:line="264" w:before="0" w:after="40"/>
         <w:ind w:hanging="198" w:right="113"/>
         <w:jc w:val="left"/>
         <w:rPr>
@@ -6697,7 +8669,7 @@
         <w:pStyle w:val="Normal"/>
         <w:keepNext w:val="false"/>
         <w:bidi w:val="1"/>
-        <w:spacing w:lineRule="auto" w:line="266" w:before="0" w:after="40"/>
+        <w:spacing w:lineRule="auto" w:line="264" w:before="0" w:after="40"/>
         <w:ind w:hanging="198" w:right="113"/>
         <w:jc w:val="left"/>
         <w:rPr>
@@ -6773,7 +8745,7 @@
         <w:pStyle w:val="Normal"/>
         <w:keepNext w:val="false"/>
         <w:bidi w:val="1"/>
-        <w:spacing w:lineRule="auto" w:line="266" w:before="0" w:after="40"/>
+        <w:spacing w:lineRule="auto" w:line="264" w:before="0" w:after="40"/>
         <w:ind w:hanging="198" w:right="113"/>
         <w:jc w:val="left"/>
         <w:rPr>
@@ -6880,7 +8852,7 @@
         <w:pStyle w:val="Normal"/>
         <w:keepNext w:val="false"/>
         <w:bidi w:val="1"/>
-        <w:spacing w:lineRule="auto" w:line="266" w:before="0" w:after="40"/>
+        <w:spacing w:lineRule="auto" w:line="264" w:before="0" w:after="40"/>
         <w:ind w:hanging="198" w:right="113"/>
         <w:jc w:val="left"/>
         <w:rPr>
@@ -7031,7 +9003,7 @@
       <w:pPr>
         <w:pStyle w:val="Normal"/>
         <w:bidi w:val="1"/>
-        <w:spacing w:lineRule="auto" w:line="266" w:before="0" w:after="40"/>
+        <w:spacing w:lineRule="auto" w:line="264" w:before="0" w:after="40"/>
         <w:ind w:hanging="198" w:right="113"/>
         <w:jc w:val="left"/>
         <w:rPr>
@@ -7053,7 +9025,7 @@
       <w:pPr>
         <w:pStyle w:val="Normal"/>
         <w:bidi w:val="1"/>
-        <w:spacing w:lineRule="auto" w:line="266" w:before="0" w:after="40"/>
+        <w:spacing w:lineRule="auto" w:line="264" w:before="0" w:after="40"/>
         <w:ind w:hanging="198" w:right="113"/>
         <w:jc w:val="left"/>
         <w:rPr>
@@ -7076,7 +9048,7 @@
         <w:pStyle w:val="Normal"/>
         <w:keepNext w:val="true"/>
         <w:bidi w:val="1"/>
-        <w:spacing w:lineRule="auto" w:line="266" w:before="140" w:after="80"/>
+        <w:spacing w:lineRule="auto" w:line="264" w:before="140" w:after="80"/>
         <w:jc w:val="left"/>
         <w:rPr>
           <w:b/>
@@ -7140,7 +9112,7 @@
         <w:pStyle w:val="Normal"/>
         <w:keepNext w:val="false"/>
         <w:bidi w:val="1"/>
-        <w:spacing w:lineRule="auto" w:line="266" w:before="0" w:after="60"/>
+        <w:spacing w:lineRule="auto" w:line="264" w:before="0" w:after="60"/>
         <w:jc w:val="left"/>
         <w:rPr>
           <w:color w:val="000000"/>
@@ -7371,7 +9343,7 @@
         <w:pStyle w:val="Normal"/>
         <w:keepNext w:val="false"/>
         <w:bidi w:val="1"/>
-        <w:spacing w:lineRule="auto" w:line="266" w:before="0" w:after="100"/>
+        <w:spacing w:lineRule="auto" w:line="264" w:before="0" w:after="100"/>
         <w:jc w:val="left"/>
         <w:rPr>
           <w:color w:val="000000"/>
@@ -7498,7 +9470,7 @@
       <w:pPr>
         <w:pStyle w:val="Normal"/>
         <w:bidi w:val="1"/>
-        <w:spacing w:lineRule="auto" w:line="266" w:before="0" w:after="100"/>
+        <w:spacing w:lineRule="auto" w:line="264" w:before="0" w:after="100"/>
         <w:jc w:val="left"/>
         <w:rPr>
           <w:rFonts w:ascii="Noto Naskh Arabic" w:hAnsi="Noto Naskh Arabic" w:eastAsia="Noto Naskh Arabic" w:cs="Noto Naskh Arabic"/>
@@ -7522,7 +9494,7 @@
         <w:pStyle w:val="Normal"/>
         <w:keepNext w:val="true"/>
         <w:bidi w:val="1"/>
-        <w:spacing w:lineRule="auto" w:line="266" w:before="140" w:after="80"/>
+        <w:spacing w:lineRule="auto" w:line="264" w:before="140" w:after="80"/>
         <w:jc w:val="left"/>
         <w:rPr>
           <w:color w:val="FF0000"/>
@@ -8359,7 +10331,7 @@
         <w:pStyle w:val="Normal"/>
         <w:keepNext w:val="true"/>
         <w:bidi w:val="1"/>
-        <w:spacing w:lineRule="auto" w:line="266" w:before="140" w:after="80"/>
+        <w:spacing w:lineRule="auto" w:line="264" w:before="140" w:after="80"/>
         <w:jc w:val="left"/>
         <w:rPr>
           <w:rFonts w:ascii="Noto Naskh Arabic" w:hAnsi="Noto Naskh Arabic" w:eastAsia="Noto Naskh Arabic" w:cs="Noto Naskh Arabic"/>
@@ -8386,7 +10358,7 @@
       <w:pPr>
         <w:pStyle w:val="Normal"/>
         <w:bidi w:val="1"/>
-        <w:spacing w:lineRule="auto" w:line="266" w:before="140" w:after="80"/>
+        <w:spacing w:lineRule="auto" w:line="264" w:before="140" w:after="80"/>
         <w:jc w:val="left"/>
         <w:rPr>
           <w:rFonts w:ascii="Noto Naskh Arabic" w:hAnsi="Noto Naskh Arabic" w:eastAsia="Noto Naskh Arabic" w:cs="Noto Naskh Arabic"/>
@@ -8413,7 +10385,7 @@
       <w:pPr>
         <w:pStyle w:val="Normal"/>
         <w:bidi w:val="1"/>
-        <w:spacing w:lineRule="auto" w:line="266" w:before="140" w:after="80"/>
+        <w:spacing w:lineRule="auto" w:line="264" w:before="140" w:after="80"/>
         <w:jc w:val="left"/>
         <w:rPr>
           <w:rFonts w:ascii="Noto Naskh Arabic" w:hAnsi="Noto Naskh Arabic" w:eastAsia="Noto Naskh Arabic" w:cs="Noto Naskh Arabic"/>
@@ -8440,7 +10412,7 @@
       <w:pPr>
         <w:pStyle w:val="Normal"/>
         <w:bidi w:val="1"/>
-        <w:spacing w:lineRule="auto" w:line="266" w:before="140" w:after="80"/>
+        <w:spacing w:lineRule="auto" w:line="264" w:before="140" w:after="80"/>
         <w:jc w:val="left"/>
         <w:rPr>
           <w:rFonts w:ascii="Noto Naskh Arabic" w:hAnsi="Noto Naskh Arabic" w:eastAsia="Noto Naskh Arabic" w:cs="Noto Naskh Arabic"/>
@@ -8467,7 +10439,7 @@
       <w:pPr>
         <w:pStyle w:val="Normal"/>
         <w:bidi w:val="1"/>
-        <w:spacing w:lineRule="auto" w:line="266" w:before="140" w:after="80"/>
+        <w:spacing w:lineRule="auto" w:line="264" w:before="140" w:after="80"/>
         <w:jc w:val="left"/>
         <w:rPr>
           <w:rFonts w:ascii="Noto Naskh Arabic" w:hAnsi="Noto Naskh Arabic" w:eastAsia="Noto Naskh Arabic" w:cs="Noto Naskh Arabic"/>
@@ -8494,7 +10466,7 @@
       <w:pPr>
         <w:pStyle w:val="Normal"/>
         <w:bidi w:val="1"/>
-        <w:spacing w:lineRule="auto" w:line="266" w:before="140" w:after="80"/>
+        <w:spacing w:lineRule="auto" w:line="264" w:before="140" w:after="80"/>
         <w:jc w:val="left"/>
         <w:rPr>
           <w:rFonts w:ascii="Noto Naskh Arabic" w:hAnsi="Noto Naskh Arabic" w:eastAsia="Noto Naskh Arabic" w:cs="Noto Naskh Arabic"/>
@@ -8521,7 +10493,7 @@
       <w:pPr>
         <w:pStyle w:val="Normal"/>
         <w:bidi w:val="1"/>
-        <w:spacing w:lineRule="auto" w:line="266" w:before="140" w:after="80"/>
+        <w:spacing w:lineRule="auto" w:line="264" w:before="140" w:after="80"/>
         <w:jc w:val="left"/>
         <w:rPr>
           <w:rFonts w:ascii="Noto Naskh Arabic" w:hAnsi="Noto Naskh Arabic" w:eastAsia="Noto Naskh Arabic" w:cs="Noto Naskh Arabic"/>
@@ -8548,7 +10520,7 @@
       <w:pPr>
         <w:pStyle w:val="Normal"/>
         <w:bidi w:val="1"/>
-        <w:spacing w:lineRule="auto" w:line="266" w:before="140" w:after="80"/>
+        <w:spacing w:lineRule="auto" w:line="264" w:before="140" w:after="80"/>
         <w:jc w:val="left"/>
         <w:rPr>
           <w:rFonts w:ascii="Noto Naskh Arabic" w:hAnsi="Noto Naskh Arabic" w:eastAsia="Noto Naskh Arabic" w:cs="Noto Naskh Arabic"/>
@@ -8575,7 +10547,7 @@
       <w:pPr>
         <w:pStyle w:val="Heading2"/>
         <w:bidi w:val="1"/>
-        <w:spacing w:lineRule="auto" w:line="266" w:before="140" w:after="80"/>
+        <w:spacing w:lineRule="auto" w:line="264" w:before="140" w:after="80"/>
         <w:jc w:val="left"/>
         <w:rPr>
           <w:rFonts w:ascii="Noto Naskh Arabic" w:hAnsi="Noto Naskh Arabic" w:eastAsia="Noto Naskh Arabic" w:cs="Noto Naskh Arabic"/>
@@ -8620,7 +10592,7 @@
         <w:t>SIMCom Wireless Solutions, “SIM800C GSM/GPRS Module,” Official Product Page.</w:t>
         <w:br/>
       </w:r>
-      <w:hyperlink r:id="rId3">
+      <w:hyperlink r:id="rId5">
         <w:r>
           <w:rPr>
             <w:rStyle w:val="Hyperlink"/>
@@ -8632,7 +10604,7 @@
         <w:rPr/>
         <w:t xml:space="preserve"> (</w:t>
       </w:r>
-      <w:hyperlink r:id="rId4">
+      <w:hyperlink r:id="rId6">
         <w:r>
           <w:rPr>
             <w:rStyle w:val="Hyperlink"/>
@@ -8664,7 +10636,7 @@
         <w:t>STMicroelectronics, “STM32F407VG – High-performance Arm Cortex-M4 MCU,” Official Product Page.</w:t>
         <w:br/>
       </w:r>
-      <w:hyperlink r:id="rId5">
+      <w:hyperlink r:id="rId7">
         <w:r>
           <w:rPr>
             <w:rStyle w:val="Hyperlink"/>
@@ -8676,7 +10648,7 @@
         <w:rPr/>
         <w:t xml:space="preserve"> (</w:t>
       </w:r>
-      <w:hyperlink r:id="rId6">
+      <w:hyperlink r:id="rId8">
         <w:r>
           <w:rPr>
             <w:rStyle w:val="Hyperlink"/>
@@ -8708,7 +10680,7 @@
         <w:t>SIMCom Wireless Solutions, “SIM800 Series AT Command Manual,” Version 1.10.</w:t>
         <w:br/>
       </w:r>
-      <w:hyperlink r:id="rId7">
+      <w:hyperlink r:id="rId9">
         <w:r>
           <w:rPr>
             <w:rStyle w:val="Hyperlink"/>
@@ -8720,7 +10692,7 @@
         <w:rPr/>
         <w:t xml:space="preserve"> (</w:t>
       </w:r>
-      <w:hyperlink r:id="rId8">
+      <w:hyperlink r:id="rId10">
         <w:r>
           <w:rPr>
             <w:rStyle w:val="Hyperlink"/>
@@ -8752,7 +10724,7 @@
         <w:t>SIMCom Wireless Solutions, “SIM800C Hardware Design,” Version 1.05.</w:t>
         <w:br/>
       </w:r>
-      <w:hyperlink r:id="rId9">
+      <w:hyperlink r:id="rId11">
         <w:r>
           <w:rPr>
             <w:rStyle w:val="Hyperlink"/>
@@ -8764,7 +10736,7 @@
         <w:rPr/>
         <w:t xml:space="preserve"> (</w:t>
       </w:r>
-      <w:hyperlink r:id="rId10">
+      <w:hyperlink r:id="rId12">
         <w:r>
           <w:rPr>
             <w:rStyle w:val="Hyperlink"/>
@@ -8781,7 +10753,7 @@
       <w:pPr>
         <w:pStyle w:val="Normal"/>
         <w:bidi w:val="1"/>
-        <w:spacing w:lineRule="auto" w:line="266" w:before="140" w:after="80"/>
+        <w:spacing w:lineRule="auto" w:line="264" w:before="140" w:after="80"/>
         <w:jc w:val="left"/>
         <w:rPr>
           <w:rFonts w:ascii="Noto Naskh Arabic" w:hAnsi="Noto Naskh Arabic" w:eastAsia="Noto Naskh Arabic" w:cs="Noto Naskh Arabic"/>
@@ -8805,9 +10777,9 @@
       </w:r>
     </w:p>
     <w:sectPr>
-      <w:footerReference w:type="even" r:id="rId11"/>
-      <w:footerReference w:type="default" r:id="rId12"/>
-      <w:footerReference w:type="first" r:id="rId13"/>
+      <w:footerReference w:type="even" r:id="rId13"/>
+      <w:footerReference w:type="default" r:id="rId14"/>
+      <w:footerReference w:type="first" r:id="rId15"/>
       <w:type w:val="nextPage"/>
       <w:pgSz w:w="11906" w:h="16838"/>
       <w:pgMar w:left="964" w:right="964" w:gutter="0" w:header="0" w:top="879" w:footer="312" w:bottom="822"/>
@@ -8942,7 +10914,7 @@
       <w:rPr>
         <w:rtl w:val="true"/>
       </w:rPr>
-      <w:t>6</w:t>
+      <w:t>8</w:t>
     </w:r>
     <w:r>
       <w:rPr>
@@ -9059,7 +11031,7 @@
       <w:rPr>
         <w:rtl w:val="true"/>
       </w:rPr>
-      <w:t>6</w:t>
+      <w:t>8</w:t>
     </w:r>
     <w:r>
       <w:rPr>
@@ -10223,7 +12195,7 @@
       <w:widowControl/>
       <w:suppressAutoHyphens w:val="true"/>
       <w:bidi w:val="0"/>
-      <w:spacing w:lineRule="auto" w:line="266" w:before="0" w:after="80"/>
+      <w:spacing w:lineRule="auto" w:line="264" w:before="0" w:after="80"/>
       <w:jc w:val="left"/>
     </w:pPr>
     <w:rPr>
